--- a/summary/HTML/HTML.docx
+++ b/summary/HTML/HTML.docx
@@ -9,12 +9,14 @@
           <w:rtl/>
         </w:rPr>
       </w:pPr>
+      <w:proofErr w:type="spellStart"/>
       <w:r>
         <w:rPr>
           <w:rFonts w:asciiTheme="minorBidi" w:hAnsiTheme="minorBidi"/>
         </w:rPr>
         <w:t>Github</w:t>
       </w:r>
+      <w:proofErr w:type="spellEnd"/>
       <w:r>
         <w:rPr>
           <w:rFonts w:asciiTheme="minorBidi" w:hAnsiTheme="minorBidi" w:hint="cs"/>
@@ -23,13 +25,31 @@
         <w:t xml:space="preserve"> של יוסי - </w:t>
       </w:r>
       <w:hyperlink r:id="rId6" w:history="1">
+        <w:proofErr w:type="spellStart"/>
         <w:r>
           <w:rPr>
             <w:rStyle w:val="Hyperlink"/>
             <w:rFonts w:asciiTheme="minorBidi" w:hAnsiTheme="minorBidi"/>
           </w:rPr>
-          <w:t>YossiArye/class-code-fs-genai</w:t>
+          <w:t>YossiArye</w:t>
         </w:r>
+        <w:proofErr w:type="spellEnd"/>
+        <w:r>
+          <w:rPr>
+            <w:rStyle w:val="Hyperlink"/>
+            <w:rFonts w:asciiTheme="minorBidi" w:hAnsiTheme="minorBidi"/>
+          </w:rPr>
+          <w:t>/class-code-fs-</w:t>
+        </w:r>
+        <w:proofErr w:type="spellStart"/>
+        <w:r>
+          <w:rPr>
+            <w:rStyle w:val="Hyperlink"/>
+            <w:rFonts w:asciiTheme="minorBidi" w:hAnsiTheme="minorBidi"/>
+          </w:rPr>
+          <w:t>genai</w:t>
+        </w:r>
+        <w:proofErr w:type="spellEnd"/>
       </w:hyperlink>
     </w:p>
     <w:p>
@@ -105,12 +125,21 @@
       <w:hyperlink r:id="rId8" w:history="1">
         <w:dir w:val="rtl">
           <w:dir w:val="ltr">
+            <w:proofErr w:type="spellStart"/>
             <w:r>
               <w:rPr>
                 <w:rStyle w:val="Hyperlink"/>
                 <w:rFonts w:asciiTheme="minorBidi" w:hAnsiTheme="minorBidi"/>
               </w:rPr>
-              <w:t>Fullstack &amp; GenAI Developer</w:t>
+              <w:t>Fullstack</w:t>
+            </w:r>
+            <w:proofErr w:type="spellEnd"/>
+            <w:r>
+              <w:rPr>
+                <w:rStyle w:val="Hyperlink"/>
+                <w:rFonts w:asciiTheme="minorBidi" w:hAnsiTheme="minorBidi"/>
+              </w:rPr>
+              <w:t xml:space="preserve"> &amp; GenAI Developer</w:t>
             </w:r>
             <w:r>
               <w:rPr>
@@ -146,6 +175,12 @@
             <w:r>
               <w:t>‬</w:t>
             </w:r>
+            <w:r>
+              <w:t>‬</w:t>
+            </w:r>
+            <w:r>
+              <w:t>‬</w:t>
+            </w:r>
           </w:dir>
         </w:dir>
       </w:hyperlink>
@@ -157,12 +192,14 @@
           <w:rtl/>
         </w:rPr>
       </w:pPr>
+      <w:proofErr w:type="spellStart"/>
       <w:r>
         <w:rPr>
           <w:rFonts w:asciiTheme="minorBidi" w:hAnsiTheme="minorBidi"/>
         </w:rPr>
         <w:t>Github</w:t>
       </w:r>
+      <w:proofErr w:type="spellEnd"/>
       <w:r>
         <w:rPr>
           <w:rFonts w:asciiTheme="minorBidi" w:hAnsiTheme="minorBidi" w:hint="cs"/>
@@ -171,12 +208,21 @@
         <w:t xml:space="preserve"> שלי - </w:t>
       </w:r>
       <w:hyperlink r:id="rId9" w:history="1">
+        <w:proofErr w:type="spellStart"/>
         <w:r>
           <w:rPr>
             <w:rStyle w:val="Hyperlink"/>
             <w:rFonts w:asciiTheme="minorBidi" w:hAnsiTheme="minorBidi"/>
           </w:rPr>
-          <w:t>shmuel-shani/html: html</w:t>
+          <w:t>shmuel-shani</w:t>
+        </w:r>
+        <w:proofErr w:type="spellEnd"/>
+        <w:r>
+          <w:rPr>
+            <w:rStyle w:val="Hyperlink"/>
+            <w:rFonts w:asciiTheme="minorBidi" w:hAnsiTheme="minorBidi"/>
+          </w:rPr>
+          <w:t>/html: html</w:t>
         </w:r>
       </w:hyperlink>
       <w:r>
@@ -238,8 +284,33 @@
               <w:rStyle w:val="Hyperlink"/>
               <w:rFonts w:asciiTheme="minorBidi" w:hAnsiTheme="minorBidi"/>
             </w:rPr>
-            <w:t>way-xrfu-jdc</w:t>
+            <w:t>way-</w:t>
           </w:r>
+          <w:proofErr w:type="spellStart"/>
+          <w:r>
+            <w:rPr>
+              <w:rStyle w:val="Hyperlink"/>
+              <w:rFonts w:asciiTheme="minorBidi" w:hAnsiTheme="minorBidi"/>
+            </w:rPr>
+            <w:t>xrfu</w:t>
+          </w:r>
+          <w:proofErr w:type="spellEnd"/>
+          <w:r>
+            <w:rPr>
+              <w:rStyle w:val="Hyperlink"/>
+              <w:rFonts w:asciiTheme="minorBidi" w:hAnsiTheme="minorBidi"/>
+            </w:rPr>
+            <w:t>-</w:t>
+          </w:r>
+          <w:proofErr w:type="spellStart"/>
+          <w:r>
+            <w:rPr>
+              <w:rStyle w:val="Hyperlink"/>
+              <w:rFonts w:asciiTheme="minorBidi" w:hAnsiTheme="minorBidi"/>
+            </w:rPr>
+            <w:t>jdc</w:t>
+          </w:r>
+          <w:proofErr w:type="spellEnd"/>
           <w:r>
             <w:rPr>
               <w:rStyle w:val="Hyperlink"/>
@@ -261,6 +332,9 @@
           <w:r>
             <w:t>‬</w:t>
           </w:r>
+          <w:r>
+            <w:t>‬</w:t>
+          </w:r>
         </w:dir>
       </w:hyperlink>
     </w:p>
@@ -281,12 +355,14 @@
       <w:r>
         <w:t xml:space="preserve"> </w:t>
       </w:r>
+      <w:proofErr w:type="spellStart"/>
       <w:r>
         <w:rPr>
           <w:rFonts w:asciiTheme="minorBidi" w:hAnsiTheme="minorBidi"/>
         </w:rPr>
         <w:t>formspree</w:t>
       </w:r>
+      <w:proofErr w:type="spellEnd"/>
       <w:r>
         <w:rPr>
           <w:rFonts w:asciiTheme="minorBidi" w:hAnsiTheme="minorBidi" w:hint="cs"/>
@@ -318,6 +394,55 @@
           <w:rtl/>
         </w:rPr>
       </w:pPr>
+      <w:r>
+        <w:rPr>
+          <w:rFonts w:asciiTheme="minorBidi" w:hAnsiTheme="minorBidi" w:hint="cs"/>
+          <w:rtl/>
+        </w:rPr>
+        <w:t xml:space="preserve">קישור לפרויקט סיכום מודול </w:t>
+      </w:r>
+      <w:r>
+        <w:rPr>
+          <w:rFonts w:asciiTheme="minorBidi" w:hAnsiTheme="minorBidi"/>
+        </w:rPr>
+        <w:t>HTML</w:t>
+      </w:r>
+      <w:r>
+        <w:rPr>
+          <w:rFonts w:asciiTheme="minorBidi" w:hAnsiTheme="minorBidi" w:hint="cs"/>
+          <w:rtl/>
+        </w:rPr>
+        <w:t xml:space="preserve"> + </w:t>
+      </w:r>
+      <w:r>
+        <w:rPr>
+          <w:rFonts w:asciiTheme="minorBidi" w:hAnsiTheme="minorBidi"/>
+        </w:rPr>
+        <w:t>CSS</w:t>
+      </w:r>
+      <w:r>
+        <w:rPr>
+          <w:rFonts w:asciiTheme="minorBidi" w:hAnsiTheme="minorBidi" w:hint="cs"/>
+          <w:rtl/>
+        </w:rPr>
+        <w:t xml:space="preserve"> - </w:t>
+      </w:r>
+      <w:hyperlink r:id="rId13" w:history="1">
+        <w:r>
+          <w:rPr>
+            <w:rStyle w:val="Hyperlink"/>
+            <w:rFonts w:asciiTheme="minorBidi" w:hAnsiTheme="minorBidi"/>
+          </w:rPr>
+          <w:t>https://shmuel-shani.github.io/html/workspace-class/class-code-fs-genai/01-html-css/project/index.html</w:t>
+        </w:r>
+      </w:hyperlink>
+      <w:r>
+        <w:rPr>
+          <w:rFonts w:asciiTheme="minorBidi" w:hAnsiTheme="minorBidi" w:hint="cs"/>
+          <w:rtl/>
+        </w:rPr>
+        <w:t xml:space="preserve"> </w:t>
+      </w:r>
     </w:p>
     <w:p>
       <w:pPr>
@@ -439,12 +564,14 @@
         </w:rPr>
         <w:t xml:space="preserve">נפתח תיקיה בשם </w:t>
       </w:r>
+      <w:proofErr w:type="spellStart"/>
       <w:r>
         <w:rPr>
           <w:rFonts w:asciiTheme="minorBidi" w:hAnsiTheme="minorBidi"/>
         </w:rPr>
         <w:t>fullstuck-genai</w:t>
       </w:r>
+      <w:proofErr w:type="spellEnd"/>
     </w:p>
     <w:p>
       <w:pPr>
@@ -517,7 +644,7 @@
                     <pic:cNvPicPr/>
                   </pic:nvPicPr>
                   <pic:blipFill>
-                    <a:blip r:embed="rId13"/>
+                    <a:blip r:embed="rId14"/>
                     <a:stretch>
                       <a:fillRect/>
                     </a:stretch>
@@ -563,7 +690,21 @@
         <w:rPr>
           <w:rFonts w:asciiTheme="minorBidi" w:hAnsiTheme="minorBidi"/>
         </w:rPr>
-        <w:t>&lt;html lang="en"&gt;</w:t>
+        <w:t>&lt;html lang="</w:t>
+      </w:r>
+      <w:proofErr w:type="spellStart"/>
+      <w:r>
+        <w:rPr>
+          <w:rFonts w:asciiTheme="minorBidi" w:hAnsiTheme="minorBidi"/>
+        </w:rPr>
+        <w:t>en</w:t>
+      </w:r>
+      <w:proofErr w:type="spellEnd"/>
+      <w:r>
+        <w:rPr>
+          <w:rFonts w:asciiTheme="minorBidi" w:hAnsiTheme="minorBidi"/>
+        </w:rPr>
+        <w:t>"&gt;</w:t>
       </w:r>
     </w:p>
     <w:p>
@@ -675,7 +816,35 @@
         <w:rPr>
           <w:rFonts w:asciiTheme="minorBidi" w:hAnsiTheme="minorBidi"/>
         </w:rPr>
-        <w:t>    &lt;img src="2026-03-22 145138.png" alt="wanted"&gt;</w:t>
+        <w:t>    &lt;</w:t>
+      </w:r>
+      <w:proofErr w:type="spellStart"/>
+      <w:r>
+        <w:rPr>
+          <w:rFonts w:asciiTheme="minorBidi" w:hAnsiTheme="minorBidi"/>
+        </w:rPr>
+        <w:t>img</w:t>
+      </w:r>
+      <w:proofErr w:type="spellEnd"/>
+      <w:r>
+        <w:rPr>
+          <w:rFonts w:asciiTheme="minorBidi" w:hAnsiTheme="minorBidi"/>
+        </w:rPr>
+        <w:t xml:space="preserve"> </w:t>
+      </w:r>
+      <w:proofErr w:type="spellStart"/>
+      <w:r>
+        <w:rPr>
+          <w:rFonts w:asciiTheme="minorBidi" w:hAnsiTheme="minorBidi"/>
+        </w:rPr>
+        <w:t>src</w:t>
+      </w:r>
+      <w:proofErr w:type="spellEnd"/>
+      <w:r>
+        <w:rPr>
+          <w:rFonts w:asciiTheme="minorBidi" w:hAnsiTheme="minorBidi"/>
+        </w:rPr>
+        <w:t>="2026-03-22 145138.png" alt="wanted"&gt;</w:t>
       </w:r>
     </w:p>
     <w:p>
@@ -1564,7 +1733,7 @@
         </w:rPr>
         <w:t xml:space="preserve"> </w:t>
       </w:r>
-      <w:hyperlink r:id="rId14" w:tgtFrame="_new" w:history="1">
+      <w:hyperlink r:id="rId15" w:tgtFrame="_new" w:history="1">
         <w:r>
           <w:rPr>
             <w:rStyle w:val="Hyperlink"/>
@@ -1587,8 +1756,16 @@
         <w:rPr>
           <w:rFonts w:asciiTheme="minorBidi" w:hAnsiTheme="minorBidi"/>
         </w:rPr>
-        <w:t xml:space="preserve"> Formspree</w:t>
-      </w:r>
+        <w:t xml:space="preserve"> </w:t>
+      </w:r>
+      <w:proofErr w:type="spellStart"/>
+      <w:r>
+        <w:rPr>
+          <w:rFonts w:asciiTheme="minorBidi" w:hAnsiTheme="minorBidi"/>
+        </w:rPr>
+        <w:t>Formspree</w:t>
+      </w:r>
+      <w:proofErr w:type="spellEnd"/>
       <w:r>
         <w:rPr>
           <w:rFonts w:asciiTheme="minorBidi" w:hAnsiTheme="minorBidi"/>
@@ -1702,7 +1879,21 @@
         <w:rPr>
           <w:rFonts w:asciiTheme="minorBidi" w:hAnsiTheme="minorBidi"/>
         </w:rPr>
-        <w:t xml:space="preserve"> Formspree </w:t>
+        <w:t xml:space="preserve"> </w:t>
+      </w:r>
+      <w:proofErr w:type="spellStart"/>
+      <w:r>
+        <w:rPr>
+          <w:rFonts w:asciiTheme="minorBidi" w:hAnsiTheme="minorBidi"/>
+        </w:rPr>
+        <w:t>Formspree</w:t>
+      </w:r>
+      <w:proofErr w:type="spellEnd"/>
+      <w:r>
+        <w:rPr>
+          <w:rFonts w:asciiTheme="minorBidi" w:hAnsiTheme="minorBidi"/>
+        </w:rPr>
+        <w:t xml:space="preserve"> </w:t>
       </w:r>
       <w:r>
         <w:rPr>
@@ -1757,7 +1948,21 @@
         <w:rPr>
           <w:rFonts w:asciiTheme="minorBidi" w:hAnsiTheme="minorBidi"/>
         </w:rPr>
-        <w:t xml:space="preserve"> Formspree </w:t>
+        <w:t xml:space="preserve"> </w:t>
+      </w:r>
+      <w:proofErr w:type="spellStart"/>
+      <w:r>
+        <w:rPr>
+          <w:rFonts w:asciiTheme="minorBidi" w:hAnsiTheme="minorBidi"/>
+        </w:rPr>
+        <w:t>Formspree</w:t>
+      </w:r>
+      <w:proofErr w:type="spellEnd"/>
+      <w:r>
+        <w:rPr>
+          <w:rFonts w:asciiTheme="minorBidi" w:hAnsiTheme="minorBidi"/>
+        </w:rPr>
+        <w:t xml:space="preserve"> </w:t>
       </w:r>
       <w:r>
         <w:rPr>
@@ -2047,7 +2252,21 @@
         <w:rPr>
           <w:rFonts w:asciiTheme="minorBidi" w:hAnsiTheme="minorBidi"/>
         </w:rPr>
-        <w:t xml:space="preserve"> Formspree </w:t>
+        <w:t xml:space="preserve"> </w:t>
+      </w:r>
+      <w:proofErr w:type="spellStart"/>
+      <w:r>
+        <w:rPr>
+          <w:rFonts w:asciiTheme="minorBidi" w:hAnsiTheme="minorBidi"/>
+        </w:rPr>
+        <w:t>Formspree</w:t>
+      </w:r>
+      <w:proofErr w:type="spellEnd"/>
+      <w:r>
+        <w:rPr>
+          <w:rFonts w:asciiTheme="minorBidi" w:hAnsiTheme="minorBidi"/>
+        </w:rPr>
+        <w:t xml:space="preserve"> </w:t>
       </w:r>
       <w:r>
         <w:rPr>
@@ -2194,11 +2413,19 @@
         </w:rPr>
         <w:t>הנתונים נשלחים ל־</w:t>
       </w:r>
-      <w:r>
-        <w:rPr>
-          <w:rFonts w:asciiTheme="minorBidi" w:hAnsiTheme="minorBidi"/>
-        </w:rPr>
-        <w:t xml:space="preserve">Formspree </w:t>
+      <w:proofErr w:type="spellStart"/>
+      <w:r>
+        <w:rPr>
+          <w:rFonts w:asciiTheme="minorBidi" w:hAnsiTheme="minorBidi"/>
+        </w:rPr>
+        <w:t>Formspree</w:t>
+      </w:r>
+      <w:proofErr w:type="spellEnd"/>
+      <w:r>
+        <w:rPr>
+          <w:rFonts w:asciiTheme="minorBidi" w:hAnsiTheme="minorBidi"/>
+        </w:rPr>
+        <w:t xml:space="preserve"> </w:t>
       </w:r>
     </w:p>
     <w:p>
@@ -2258,7 +2485,21 @@
         <w:rPr>
           <w:rFonts w:asciiTheme="minorBidi" w:hAnsiTheme="minorBidi"/>
         </w:rPr>
-        <w:t xml:space="preserve"> Formspree </w:t>
+        <w:t xml:space="preserve"> </w:t>
+      </w:r>
+      <w:proofErr w:type="spellStart"/>
+      <w:r>
+        <w:rPr>
+          <w:rFonts w:asciiTheme="minorBidi" w:hAnsiTheme="minorBidi"/>
+        </w:rPr>
+        <w:t>Formspree</w:t>
+      </w:r>
+      <w:proofErr w:type="spellEnd"/>
+      <w:r>
+        <w:rPr>
+          <w:rFonts w:asciiTheme="minorBidi" w:hAnsiTheme="minorBidi"/>
+        </w:rPr>
+        <w:t xml:space="preserve"> </w:t>
       </w:r>
       <w:r>
         <w:rPr>
@@ -2357,7 +2598,7 @@
                     <pic:cNvPicPr/>
                   </pic:nvPicPr>
                   <pic:blipFill>
-                    <a:blip r:embed="rId15"/>
+                    <a:blip r:embed="rId16"/>
                     <a:stretch>
                       <a:fillRect/>
                     </a:stretch>
@@ -2527,12 +2768,14 @@
         </w:rPr>
         <w:t>והנתונים נשלחים ל</w:t>
       </w:r>
+      <w:proofErr w:type="spellStart"/>
       <w:r>
         <w:rPr>
           <w:rFonts w:asciiTheme="minorBidi" w:hAnsiTheme="minorBidi"/>
         </w:rPr>
         <w:t>Formspree</w:t>
       </w:r>
+      <w:proofErr w:type="spellEnd"/>
       <w:r>
         <w:rPr>
           <w:rFonts w:asciiTheme="minorBidi" w:hAnsiTheme="minorBidi"/>
@@ -2611,7 +2854,21 @@
           <w:rFonts w:asciiTheme="minorBidi" w:hAnsiTheme="minorBidi"/>
         </w:rPr>
         <w:br/>
-        <w:t>&lt;html lang="en"&gt;</w:t>
+        <w:t>&lt;html lang="</w:t>
+      </w:r>
+      <w:proofErr w:type="spellStart"/>
+      <w:r>
+        <w:rPr>
+          <w:rFonts w:asciiTheme="minorBidi" w:hAnsiTheme="minorBidi"/>
+        </w:rPr>
+        <w:t>en</w:t>
+      </w:r>
+      <w:proofErr w:type="spellEnd"/>
+      <w:r>
+        <w:rPr>
+          <w:rFonts w:asciiTheme="minorBidi" w:hAnsiTheme="minorBidi"/>
+        </w:rPr>
+        <w:t>"&gt;</w:t>
       </w:r>
     </w:p>
     <w:p>
@@ -2904,7 +3161,21 @@
         <w:rPr>
           <w:rFonts w:asciiTheme="minorBidi" w:hAnsiTheme="minorBidi"/>
         </w:rPr>
-        <w:t>&lt;form action="https://formspree.io/f/xaqaqgdv" method="post"&gt;</w:t>
+        <w:t>&lt;form action="https://formspree.io/f/</w:t>
+      </w:r>
+      <w:proofErr w:type="spellStart"/>
+      <w:r>
+        <w:rPr>
+          <w:rFonts w:asciiTheme="minorBidi" w:hAnsiTheme="minorBidi"/>
+        </w:rPr>
+        <w:t>xaqaqgdv</w:t>
+      </w:r>
+      <w:proofErr w:type="spellEnd"/>
+      <w:r>
+        <w:rPr>
+          <w:rFonts w:asciiTheme="minorBidi" w:hAnsiTheme="minorBidi"/>
+        </w:rPr>
+        <w:t>" method="post"&gt;</w:t>
       </w:r>
     </w:p>
     <w:p>
@@ -3050,11 +3321,19 @@
         </w:rPr>
         <w:t>ל־</w:t>
       </w:r>
-      <w:r>
-        <w:rPr>
-          <w:rFonts w:asciiTheme="minorBidi" w:hAnsiTheme="minorBidi"/>
-        </w:rPr>
-        <w:t xml:space="preserve">Formspree </w:t>
+      <w:proofErr w:type="spellStart"/>
+      <w:r>
+        <w:rPr>
+          <w:rFonts w:asciiTheme="minorBidi" w:hAnsiTheme="minorBidi"/>
+        </w:rPr>
+        <w:t>Formspree</w:t>
+      </w:r>
+      <w:proofErr w:type="spellEnd"/>
+      <w:r>
+        <w:rPr>
+          <w:rFonts w:asciiTheme="minorBidi" w:hAnsiTheme="minorBidi"/>
+        </w:rPr>
+        <w:t xml:space="preserve"> </w:t>
       </w:r>
       <w:r>
         <w:rPr>
@@ -3152,14 +3431,56 @@
         <w:rPr>
           <w:rFonts w:asciiTheme="minorBidi" w:hAnsiTheme="minorBidi"/>
         </w:rPr>
-        <w:t>&lt;label for="fullname"&gt;Full name&lt;/label&gt;</w:t>
+        <w:t>&lt;label for="</w:t>
+      </w:r>
+      <w:proofErr w:type="spellStart"/>
+      <w:r>
+        <w:rPr>
+          <w:rFonts w:asciiTheme="minorBidi" w:hAnsiTheme="minorBidi"/>
+        </w:rPr>
+        <w:t>fullname</w:t>
+      </w:r>
+      <w:proofErr w:type="spellEnd"/>
+      <w:r>
+        <w:rPr>
+          <w:rFonts w:asciiTheme="minorBidi" w:hAnsiTheme="minorBidi"/>
+        </w:rPr>
+        <w:t>"&gt;Full name&lt;/label&gt;</w:t>
       </w:r>
       <w:r>
         <w:rPr>
           <w:rFonts w:asciiTheme="minorBidi" w:hAnsiTheme="minorBidi"/>
         </w:rPr>
         <w:br/>
-        <w:t>&lt;input type="text" id="fullname" name="fullname"&gt;</w:t>
+        <w:t>&lt;input type="text" id="</w:t>
+      </w:r>
+      <w:proofErr w:type="spellStart"/>
+      <w:r>
+        <w:rPr>
+          <w:rFonts w:asciiTheme="minorBidi" w:hAnsiTheme="minorBidi"/>
+        </w:rPr>
+        <w:t>fullname</w:t>
+      </w:r>
+      <w:proofErr w:type="spellEnd"/>
+      <w:r>
+        <w:rPr>
+          <w:rFonts w:asciiTheme="minorBidi" w:hAnsiTheme="minorBidi"/>
+        </w:rPr>
+        <w:t>" name="</w:t>
+      </w:r>
+      <w:proofErr w:type="spellStart"/>
+      <w:r>
+        <w:rPr>
+          <w:rFonts w:asciiTheme="minorBidi" w:hAnsiTheme="minorBidi"/>
+        </w:rPr>
+        <w:t>fullname</w:t>
+      </w:r>
+      <w:proofErr w:type="spellEnd"/>
+      <w:r>
+        <w:rPr>
+          <w:rFonts w:asciiTheme="minorBidi" w:hAnsiTheme="minorBidi"/>
+        </w:rPr>
+        <w:t>"&gt;</w:t>
       </w:r>
     </w:p>
     <w:p>
@@ -3713,7 +4034,21 @@
         <w:rPr>
           <w:rFonts w:asciiTheme="minorBidi" w:hAnsiTheme="minorBidi"/>
         </w:rPr>
-        <w:t>&lt;form action="https://formspree.io/f/xaqaqgdv" method="post"&gt;</w:t>
+        <w:t>&lt;form action="https://formspree.io/f/</w:t>
+      </w:r>
+      <w:proofErr w:type="spellStart"/>
+      <w:r>
+        <w:rPr>
+          <w:rFonts w:asciiTheme="minorBidi" w:hAnsiTheme="minorBidi"/>
+        </w:rPr>
+        <w:t>xaqaqgdv</w:t>
+      </w:r>
+      <w:proofErr w:type="spellEnd"/>
+      <w:r>
+        <w:rPr>
+          <w:rFonts w:asciiTheme="minorBidi" w:hAnsiTheme="minorBidi"/>
+        </w:rPr>
+        <w:t>" method="post"&gt;</w:t>
       </w:r>
       <w:r>
         <w:rPr>
@@ -3733,7 +4068,21 @@
           <w:rFonts w:asciiTheme="minorBidi" w:hAnsiTheme="minorBidi"/>
         </w:rPr>
         <w:br/>
-        <w:t xml:space="preserve">    &lt;input type="text" name="fullname" placeholder="</w:t>
+        <w:t xml:space="preserve">    &lt;input type="text" name="</w:t>
+      </w:r>
+      <w:proofErr w:type="spellStart"/>
+      <w:r>
+        <w:rPr>
+          <w:rFonts w:asciiTheme="minorBidi" w:hAnsiTheme="minorBidi"/>
+        </w:rPr>
+        <w:t>fullname</w:t>
+      </w:r>
+      <w:proofErr w:type="spellEnd"/>
+      <w:r>
+        <w:rPr>
+          <w:rFonts w:asciiTheme="minorBidi" w:hAnsiTheme="minorBidi"/>
+        </w:rPr>
+        <w:t>" placeholder="</w:t>
       </w:r>
       <w:r>
         <w:rPr>
@@ -3766,7 +4115,21 @@
           <w:rFonts w:asciiTheme="minorBidi" w:hAnsiTheme="minorBidi"/>
         </w:rPr>
         <w:br/>
-        <w:t xml:space="preserve">    &lt;input type="date" name="regdate" required&gt;</w:t>
+        <w:t xml:space="preserve">    &lt;input type="date" name="</w:t>
+      </w:r>
+      <w:proofErr w:type="spellStart"/>
+      <w:r>
+        <w:rPr>
+          <w:rFonts w:asciiTheme="minorBidi" w:hAnsiTheme="minorBidi"/>
+        </w:rPr>
+        <w:t>regdate</w:t>
+      </w:r>
+      <w:proofErr w:type="spellEnd"/>
+      <w:r>
+        <w:rPr>
+          <w:rFonts w:asciiTheme="minorBidi" w:hAnsiTheme="minorBidi"/>
+        </w:rPr>
+        <w:t>" required&gt;</w:t>
       </w:r>
       <w:r>
         <w:rPr>
@@ -3819,7 +4182,21 @@
           <w:rFonts w:asciiTheme="minorBidi" w:hAnsiTheme="minorBidi"/>
         </w:rPr>
         <w:br/>
-        <w:t xml:space="preserve">        &lt;option value="israel"&gt;</w:t>
+        <w:t xml:space="preserve">        &lt;option value="</w:t>
+      </w:r>
+      <w:proofErr w:type="spellStart"/>
+      <w:r>
+        <w:rPr>
+          <w:rFonts w:asciiTheme="minorBidi" w:hAnsiTheme="minorBidi"/>
+        </w:rPr>
+        <w:t>israel</w:t>
+      </w:r>
+      <w:proofErr w:type="spellEnd"/>
+      <w:r>
+        <w:rPr>
+          <w:rFonts w:asciiTheme="minorBidi" w:hAnsiTheme="minorBidi"/>
+        </w:rPr>
+        <w:t>"&gt;</w:t>
       </w:r>
       <w:r>
         <w:rPr>
@@ -3839,7 +4216,21 @@
           <w:rFonts w:asciiTheme="minorBidi" w:hAnsiTheme="minorBidi"/>
         </w:rPr>
         <w:br/>
-        <w:t xml:space="preserve">        &lt;option value="usa"&gt;</w:t>
+        <w:t xml:space="preserve">        &lt;option value="</w:t>
+      </w:r>
+      <w:proofErr w:type="spellStart"/>
+      <w:r>
+        <w:rPr>
+          <w:rFonts w:asciiTheme="minorBidi" w:hAnsiTheme="minorBidi"/>
+        </w:rPr>
+        <w:t>usa</w:t>
+      </w:r>
+      <w:proofErr w:type="spellEnd"/>
+      <w:r>
+        <w:rPr>
+          <w:rFonts w:asciiTheme="minorBidi" w:hAnsiTheme="minorBidi"/>
+        </w:rPr>
+        <w:t>"&gt;</w:t>
       </w:r>
       <w:r>
         <w:rPr>
@@ -3913,8 +4304,16 @@
         <w:rPr>
           <w:rFonts w:asciiTheme="minorBidi" w:hAnsiTheme="minorBidi"/>
         </w:rPr>
-        <w:t>page-structur</w:t>
-      </w:r>
+        <w:t>page-</w:t>
+      </w:r>
+      <w:proofErr w:type="spellStart"/>
+      <w:r>
+        <w:rPr>
+          <w:rFonts w:asciiTheme="minorBidi" w:hAnsiTheme="minorBidi"/>
+        </w:rPr>
+        <w:t>structur</w:t>
+      </w:r>
+      <w:proofErr w:type="spellEnd"/>
       <w:r>
         <w:rPr>
           <w:rFonts w:asciiTheme="minorBidi" w:hAnsiTheme="minorBidi" w:hint="cs"/>
@@ -4908,7 +5307,21 @@
         <w:rPr>
           <w:rFonts w:asciiTheme="minorBidi" w:hAnsiTheme="minorBidi"/>
         </w:rPr>
-        <w:t>&lt;a href="https://google.com"&gt;</w:t>
+        <w:t xml:space="preserve">&lt;a </w:t>
+      </w:r>
+      <w:proofErr w:type="spellStart"/>
+      <w:r>
+        <w:rPr>
+          <w:rFonts w:asciiTheme="minorBidi" w:hAnsiTheme="minorBidi"/>
+        </w:rPr>
+        <w:t>href</w:t>
+      </w:r>
+      <w:proofErr w:type="spellEnd"/>
+      <w:r>
+        <w:rPr>
+          <w:rFonts w:asciiTheme="minorBidi" w:hAnsiTheme="minorBidi"/>
+        </w:rPr>
+        <w:t>="https://google.com"&gt;</w:t>
       </w:r>
       <w:r>
         <w:rPr>
@@ -5009,11 +5422,19 @@
         </w:rPr>
         <w:t>אם שוכחים</w:t>
       </w:r>
-      <w:r>
-        <w:rPr>
-          <w:rFonts w:asciiTheme="minorBidi" w:hAnsiTheme="minorBidi"/>
-        </w:rPr>
-        <w:t xml:space="preserve">href </w:t>
+      <w:proofErr w:type="spellStart"/>
+      <w:r>
+        <w:rPr>
+          <w:rFonts w:asciiTheme="minorBidi" w:hAnsiTheme="minorBidi"/>
+        </w:rPr>
+        <w:t>href</w:t>
+      </w:r>
+      <w:proofErr w:type="spellEnd"/>
+      <w:r>
+        <w:rPr>
+          <w:rFonts w:asciiTheme="minorBidi" w:hAnsiTheme="minorBidi"/>
+        </w:rPr>
+        <w:t xml:space="preserve"> </w:t>
       </w:r>
       <w:r>
         <w:rPr>
@@ -5670,6 +6091,7 @@
         <w:lastRenderedPageBreak/>
         <w:t xml:space="preserve"> </w:t>
       </w:r>
+      <w:proofErr w:type="spellStart"/>
       <w:r>
         <w:rPr>
           <w:rFonts w:asciiTheme="minorBidi" w:hAnsiTheme="minorBidi"/>
@@ -5678,6 +6100,7 @@
         </w:rPr>
         <w:t>ol</w:t>
       </w:r>
+      <w:proofErr w:type="spellEnd"/>
       <w:r>
         <w:rPr>
           <w:rFonts w:asciiTheme="minorBidi" w:hAnsiTheme="minorBidi"/>
@@ -5726,7 +6149,21 @@
         <w:rPr>
           <w:rFonts w:asciiTheme="minorBidi" w:hAnsiTheme="minorBidi"/>
         </w:rPr>
-        <w:t>&lt;ol&gt;</w:t>
+        <w:t>&lt;</w:t>
+      </w:r>
+      <w:proofErr w:type="spellStart"/>
+      <w:r>
+        <w:rPr>
+          <w:rFonts w:asciiTheme="minorBidi" w:hAnsiTheme="minorBidi"/>
+        </w:rPr>
+        <w:t>ol</w:t>
+      </w:r>
+      <w:proofErr w:type="spellEnd"/>
+      <w:r>
+        <w:rPr>
+          <w:rFonts w:asciiTheme="minorBidi" w:hAnsiTheme="minorBidi"/>
+        </w:rPr>
+        <w:t>&gt;</w:t>
       </w:r>
       <w:r>
         <w:rPr>
@@ -5773,7 +6210,21 @@
           <w:rFonts w:asciiTheme="minorBidi" w:hAnsiTheme="minorBidi"/>
         </w:rPr>
         <w:br/>
-        <w:t>&lt;/ol&gt;</w:t>
+        <w:t>&lt;/</w:t>
+      </w:r>
+      <w:proofErr w:type="spellStart"/>
+      <w:r>
+        <w:rPr>
+          <w:rFonts w:asciiTheme="minorBidi" w:hAnsiTheme="minorBidi"/>
+        </w:rPr>
+        <w:t>ol</w:t>
+      </w:r>
+      <w:proofErr w:type="spellEnd"/>
+      <w:r>
+        <w:rPr>
+          <w:rFonts w:asciiTheme="minorBidi" w:hAnsiTheme="minorBidi"/>
+        </w:rPr>
+        <w:t>&gt;</w:t>
       </w:r>
     </w:p>
     <w:p>
@@ -5897,12 +6348,14 @@
         </w:rPr>
         <w:t xml:space="preserve">או </w:t>
       </w:r>
+      <w:proofErr w:type="spellStart"/>
       <w:r>
         <w:rPr>
           <w:rFonts w:asciiTheme="minorBidi" w:hAnsiTheme="minorBidi"/>
         </w:rPr>
         <w:t>ol</w:t>
       </w:r>
+      <w:proofErr w:type="spellEnd"/>
     </w:p>
     <w:p>
       <w:pPr>
@@ -6902,6 +7355,7 @@
         </w:rPr>
         <w:t xml:space="preserve"> JavaScript </w:t>
       </w:r>
+      <w:proofErr w:type="spellStart"/>
       <w:r>
         <w:rPr>
           <w:rFonts w:asciiTheme="minorBidi" w:hAnsiTheme="minorBidi"/>
@@ -6909,6 +7363,7 @@
         </w:rPr>
         <w:t>וכו</w:t>
       </w:r>
+      <w:proofErr w:type="spellEnd"/>
       <w:r>
         <w:rPr>
           <w:rFonts w:asciiTheme="minorBidi" w:hAnsiTheme="minorBidi"/>
@@ -8598,7 +9053,21 @@
         <w:rPr>
           <w:rFonts w:asciiTheme="minorBidi" w:hAnsiTheme="minorBidi"/>
         </w:rPr>
-        <w:t>&lt;p style="color: rgba(255, 0, 0, 0.5);"&gt;</w:t>
+        <w:t xml:space="preserve">&lt;p style="color: </w:t>
+      </w:r>
+      <w:proofErr w:type="spellStart"/>
+      <w:r>
+        <w:rPr>
+          <w:rFonts w:asciiTheme="minorBidi" w:hAnsiTheme="minorBidi"/>
+        </w:rPr>
+        <w:t>rgba</w:t>
+      </w:r>
+      <w:proofErr w:type="spellEnd"/>
+      <w:r>
+        <w:rPr>
+          <w:rFonts w:asciiTheme="minorBidi" w:hAnsiTheme="minorBidi"/>
+        </w:rPr>
+        <w:t>(255, 0, 0, 0.5);"&gt;</w:t>
       </w:r>
     </w:p>
     <w:p>
@@ -8868,11 +9337,19 @@
         </w:rPr>
         <w:t xml:space="preserve"> - </w:t>
       </w:r>
-      <w:r>
-        <w:rPr>
-          <w:rFonts w:asciiTheme="minorBidi" w:hAnsiTheme="minorBidi"/>
-        </w:rPr>
-        <w:t>rgba(255, 0, 0, 0.5)</w:t>
+      <w:proofErr w:type="spellStart"/>
+      <w:r>
+        <w:rPr>
+          <w:rFonts w:asciiTheme="minorBidi" w:hAnsiTheme="minorBidi"/>
+        </w:rPr>
+        <w:t>rgba</w:t>
+      </w:r>
+      <w:proofErr w:type="spellEnd"/>
+      <w:r>
+        <w:rPr>
+          <w:rFonts w:asciiTheme="minorBidi" w:hAnsiTheme="minorBidi"/>
+        </w:rPr>
+        <w:t>(255, 0, 0, 0.5)</w:t>
       </w:r>
       <w:r>
         <w:rPr>
@@ -8962,7 +9439,21 @@
         <w:rPr>
           <w:rFonts w:asciiTheme="minorBidi" w:hAnsiTheme="minorBidi"/>
         </w:rPr>
-        <w:t>&lt;p style="color: rgba(255, 0, 0, 0.5);"&gt;</w:t>
+        <w:t xml:space="preserve">&lt;p style="color: </w:t>
+      </w:r>
+      <w:proofErr w:type="spellStart"/>
+      <w:r>
+        <w:rPr>
+          <w:rFonts w:asciiTheme="minorBidi" w:hAnsiTheme="minorBidi"/>
+        </w:rPr>
+        <w:t>rgba</w:t>
+      </w:r>
+      <w:proofErr w:type="spellEnd"/>
+      <w:r>
+        <w:rPr>
+          <w:rFonts w:asciiTheme="minorBidi" w:hAnsiTheme="minorBidi"/>
+        </w:rPr>
+        <w:t>(255, 0, 0, 0.5);"&gt;</w:t>
       </w:r>
     </w:p>
     <w:p>
@@ -9210,7 +9701,21 @@
         <w:rPr>
           <w:rFonts w:asciiTheme="minorBidi" w:hAnsiTheme="minorBidi"/>
         </w:rPr>
-        <w:t>color: rgba(255, 0, 0, 0.5);</w:t>
+        <w:t xml:space="preserve">color: </w:t>
+      </w:r>
+      <w:proofErr w:type="spellStart"/>
+      <w:r>
+        <w:rPr>
+          <w:rFonts w:asciiTheme="minorBidi" w:hAnsiTheme="minorBidi"/>
+        </w:rPr>
+        <w:t>rgba</w:t>
+      </w:r>
+      <w:proofErr w:type="spellEnd"/>
+      <w:r>
+        <w:rPr>
+          <w:rFonts w:asciiTheme="minorBidi" w:hAnsiTheme="minorBidi"/>
+        </w:rPr>
+        <w:t>(255, 0, 0, 0.5);</w:t>
       </w:r>
       <w:r>
         <w:rPr>
@@ -9350,11 +9855,19 @@
         </w:rPr>
         <w:br/>
       </w:r>
-      <w:r>
-        <w:rPr>
-          <w:rFonts w:asciiTheme="minorBidi" w:hAnsiTheme="minorBidi"/>
-        </w:rPr>
-        <w:t>rgba(...)</w:t>
+      <w:proofErr w:type="spellStart"/>
+      <w:r>
+        <w:rPr>
+          <w:rFonts w:asciiTheme="minorBidi" w:hAnsiTheme="minorBidi"/>
+        </w:rPr>
+        <w:t>rgba</w:t>
+      </w:r>
+      <w:proofErr w:type="spellEnd"/>
+      <w:r>
+        <w:rPr>
+          <w:rFonts w:asciiTheme="minorBidi" w:hAnsiTheme="minorBidi"/>
+        </w:rPr>
+        <w:t>(...)</w:t>
       </w:r>
       <w:r>
         <w:rPr>
@@ -9495,8 +10008,18 @@
           <w:b/>
           <w:bCs/>
         </w:rPr>
-        <w:t xml:space="preserve"> rgba</w:t>
-      </w:r>
+        <w:t xml:space="preserve"> </w:t>
+      </w:r>
+      <w:proofErr w:type="spellStart"/>
+      <w:r>
+        <w:rPr>
+          <w:rFonts w:asciiTheme="minorBidi" w:hAnsiTheme="minorBidi"/>
+          <w:b/>
+          <w:bCs/>
+        </w:rPr>
+        <w:t>rgba</w:t>
+      </w:r>
+      <w:proofErr w:type="spellEnd"/>
       <w:r>
         <w:rPr>
           <w:rFonts w:asciiTheme="minorBidi" w:hAnsiTheme="minorBidi"/>
@@ -9532,11 +10055,19 @@
         </w:rPr>
         <w:t xml:space="preserve"> - </w:t>
       </w:r>
-      <w:r>
-        <w:rPr>
-          <w:rFonts w:asciiTheme="minorBidi" w:hAnsiTheme="minorBidi"/>
-        </w:rPr>
-        <w:t>rgba(R, G, B, A)</w:t>
+      <w:proofErr w:type="spellStart"/>
+      <w:r>
+        <w:rPr>
+          <w:rFonts w:asciiTheme="minorBidi" w:hAnsiTheme="minorBidi"/>
+        </w:rPr>
+        <w:t>rgba</w:t>
+      </w:r>
+      <w:proofErr w:type="spellEnd"/>
+      <w:r>
+        <w:rPr>
+          <w:rFonts w:asciiTheme="minorBidi" w:hAnsiTheme="minorBidi"/>
+        </w:rPr>
+        <w:t>(R, G, B, A)</w:t>
       </w:r>
     </w:p>
     <w:p>
@@ -9662,11 +10193,19 @@
         </w:rPr>
         <w:t xml:space="preserve">- </w:t>
       </w:r>
-      <w:r>
-        <w:rPr>
-          <w:rFonts w:asciiTheme="minorBidi" w:hAnsiTheme="minorBidi"/>
-        </w:rPr>
-        <w:t>rgba(255, 0, 0, 0.5)</w:t>
+      <w:proofErr w:type="spellStart"/>
+      <w:r>
+        <w:rPr>
+          <w:rFonts w:asciiTheme="minorBidi" w:hAnsiTheme="minorBidi"/>
+        </w:rPr>
+        <w:t>rgba</w:t>
+      </w:r>
+      <w:proofErr w:type="spellEnd"/>
+      <w:r>
+        <w:rPr>
+          <w:rFonts w:asciiTheme="minorBidi" w:hAnsiTheme="minorBidi"/>
+        </w:rPr>
+        <w:t>(255, 0, 0, 0.5)</w:t>
       </w:r>
       <w:r>
         <w:rPr>
@@ -11075,7 +11614,35 @@
         <w:rPr>
           <w:rFonts w:asciiTheme="minorBidi" w:hAnsiTheme="minorBidi"/>
         </w:rPr>
-        <w:t>&lt;link rel="stylesheet" href="style.css"&gt;</w:t>
+        <w:t xml:space="preserve">&lt;link </w:t>
+      </w:r>
+      <w:proofErr w:type="spellStart"/>
+      <w:r>
+        <w:rPr>
+          <w:rFonts w:asciiTheme="minorBidi" w:hAnsiTheme="minorBidi"/>
+        </w:rPr>
+        <w:t>rel</w:t>
+      </w:r>
+      <w:proofErr w:type="spellEnd"/>
+      <w:r>
+        <w:rPr>
+          <w:rFonts w:asciiTheme="minorBidi" w:hAnsiTheme="minorBidi"/>
+        </w:rPr>
+        <w:t xml:space="preserve">="stylesheet" </w:t>
+      </w:r>
+      <w:proofErr w:type="spellStart"/>
+      <w:r>
+        <w:rPr>
+          <w:rFonts w:asciiTheme="minorBidi" w:hAnsiTheme="minorBidi"/>
+        </w:rPr>
+        <w:t>href</w:t>
+      </w:r>
+      <w:proofErr w:type="spellEnd"/>
+      <w:r>
+        <w:rPr>
+          <w:rFonts w:asciiTheme="minorBidi" w:hAnsiTheme="minorBidi"/>
+        </w:rPr>
+        <w:t>="style.css"&gt;</w:t>
       </w:r>
       <w:r>
         <w:rPr>
@@ -12304,12 +12871,21 @@
           <w:rtl/>
         </w:rPr>
       </w:pPr>
-      <w:r>
-        <w:rPr>
-          <w:rFonts w:asciiTheme="minorBidi" w:hAnsiTheme="minorBidi"/>
-          <w:rtl/>
-        </w:rPr>
-        <w:t>הכל ביחד</w:t>
+      <w:proofErr w:type="spellStart"/>
+      <w:r>
+        <w:rPr>
+          <w:rFonts w:asciiTheme="minorBidi" w:hAnsiTheme="minorBidi"/>
+          <w:rtl/>
+        </w:rPr>
+        <w:t>הכל</w:t>
+      </w:r>
+      <w:proofErr w:type="spellEnd"/>
+      <w:r>
+        <w:rPr>
+          <w:rFonts w:asciiTheme="minorBidi" w:hAnsiTheme="minorBidi"/>
+          <w:rtl/>
+        </w:rPr>
+        <w:t xml:space="preserve"> ביחד</w:t>
       </w:r>
       <w:r>
         <w:rPr>
@@ -12529,7 +13105,35 @@
         <w:rPr>
           <w:rFonts w:asciiTheme="minorBidi" w:hAnsiTheme="minorBidi"/>
         </w:rPr>
-        <w:t>&lt;img src="pic.png"&gt;</w:t>
+        <w:t>&lt;</w:t>
+      </w:r>
+      <w:proofErr w:type="spellStart"/>
+      <w:r>
+        <w:rPr>
+          <w:rFonts w:asciiTheme="minorBidi" w:hAnsiTheme="minorBidi"/>
+        </w:rPr>
+        <w:t>img</w:t>
+      </w:r>
+      <w:proofErr w:type="spellEnd"/>
+      <w:r>
+        <w:rPr>
+          <w:rFonts w:asciiTheme="minorBidi" w:hAnsiTheme="minorBidi"/>
+        </w:rPr>
+        <w:t xml:space="preserve"> </w:t>
+      </w:r>
+      <w:proofErr w:type="spellStart"/>
+      <w:r>
+        <w:rPr>
+          <w:rFonts w:asciiTheme="minorBidi" w:hAnsiTheme="minorBidi"/>
+        </w:rPr>
+        <w:t>src</w:t>
+      </w:r>
+      <w:proofErr w:type="spellEnd"/>
+      <w:r>
+        <w:rPr>
+          <w:rFonts w:asciiTheme="minorBidi" w:hAnsiTheme="minorBidi"/>
+        </w:rPr>
+        <w:t>="pic.png"&gt;</w:t>
       </w:r>
       <w:r>
         <w:rPr>
@@ -12779,7 +13383,21 @@
         <w:rPr>
           <w:rFonts w:asciiTheme="minorBidi" w:hAnsiTheme="minorBidi"/>
         </w:rPr>
-        <w:t>&lt;a href="https://google.com"&gt;</w:t>
+        <w:t xml:space="preserve">&lt;a </w:t>
+      </w:r>
+      <w:proofErr w:type="spellStart"/>
+      <w:r>
+        <w:rPr>
+          <w:rFonts w:asciiTheme="minorBidi" w:hAnsiTheme="minorBidi"/>
+        </w:rPr>
+        <w:t>href</w:t>
+      </w:r>
+      <w:proofErr w:type="spellEnd"/>
+      <w:r>
+        <w:rPr>
+          <w:rFonts w:asciiTheme="minorBidi" w:hAnsiTheme="minorBidi"/>
+        </w:rPr>
+        <w:t>="https://google.com"&gt;</w:t>
       </w:r>
       <w:r>
         <w:rPr>
@@ -12918,6 +13536,7 @@
         </w:rPr>
         <w:br/>
       </w:r>
+      <w:proofErr w:type="spellStart"/>
       <w:r>
         <w:rPr>
           <w:rFonts w:asciiTheme="minorBidi" w:hAnsiTheme="minorBidi"/>
@@ -12926,6 +13545,7 @@
         </w:rPr>
         <w:t>href</w:t>
       </w:r>
+      <w:proofErr w:type="spellEnd"/>
       <w:r>
         <w:rPr>
           <w:rFonts w:asciiTheme="minorBidi" w:hAnsiTheme="minorBidi" w:hint="cs"/>
@@ -13201,7 +13821,21 @@
         <w:rPr>
           <w:rFonts w:asciiTheme="minorBidi" w:hAnsiTheme="minorBidi"/>
         </w:rPr>
-        <w:t>&lt;p style="color:red;"&gt;</w:t>
+        <w:t>&lt;p style="</w:t>
+      </w:r>
+      <w:proofErr w:type="spellStart"/>
+      <w:r>
+        <w:rPr>
+          <w:rFonts w:asciiTheme="minorBidi" w:hAnsiTheme="minorBidi"/>
+        </w:rPr>
+        <w:t>color:red</w:t>
+      </w:r>
+      <w:proofErr w:type="spellEnd"/>
+      <w:r>
+        <w:rPr>
+          <w:rFonts w:asciiTheme="minorBidi" w:hAnsiTheme="minorBidi"/>
+        </w:rPr>
+        <w:t>;"&gt;</w:t>
       </w:r>
       <w:r>
         <w:rPr>
@@ -13269,6 +13903,7 @@
         </w:rPr>
         <w:t xml:space="preserve">1. </w:t>
       </w:r>
+      <w:proofErr w:type="spellStart"/>
       <w:r>
         <w:rPr>
           <w:rFonts w:asciiTheme="minorBidi" w:hAnsiTheme="minorBidi"/>
@@ -13277,6 +13912,7 @@
         </w:rPr>
         <w:t>href</w:t>
       </w:r>
+      <w:proofErr w:type="spellEnd"/>
       <w:r>
         <w:rPr>
           <w:rFonts w:asciiTheme="minorBidi" w:hAnsiTheme="minorBidi" w:hint="cs"/>
@@ -13322,7 +13958,21 @@
         <w:rPr>
           <w:rFonts w:asciiTheme="minorBidi" w:hAnsiTheme="minorBidi"/>
         </w:rPr>
-        <w:t>&lt;a href="https://google.com"&gt;</w:t>
+        <w:t xml:space="preserve">&lt;a </w:t>
+      </w:r>
+      <w:proofErr w:type="spellStart"/>
+      <w:r>
+        <w:rPr>
+          <w:rFonts w:asciiTheme="minorBidi" w:hAnsiTheme="minorBidi"/>
+        </w:rPr>
+        <w:t>href</w:t>
+      </w:r>
+      <w:proofErr w:type="spellEnd"/>
+      <w:r>
+        <w:rPr>
+          <w:rFonts w:asciiTheme="minorBidi" w:hAnsiTheme="minorBidi"/>
+        </w:rPr>
+        <w:t>="https://google.com"&gt;</w:t>
       </w:r>
       <w:r>
         <w:rPr>
@@ -13366,8 +14016,18 @@
           <w:b/>
           <w:bCs/>
         </w:rPr>
-        <w:t xml:space="preserve"> src</w:t>
-      </w:r>
+        <w:t xml:space="preserve"> </w:t>
+      </w:r>
+      <w:proofErr w:type="spellStart"/>
+      <w:r>
+        <w:rPr>
+          <w:rFonts w:asciiTheme="minorBidi" w:hAnsiTheme="minorBidi"/>
+          <w:b/>
+          <w:bCs/>
+        </w:rPr>
+        <w:t>src</w:t>
+      </w:r>
+      <w:proofErr w:type="spellEnd"/>
       <w:r>
         <w:rPr>
           <w:rFonts w:asciiTheme="minorBidi" w:hAnsiTheme="minorBidi" w:hint="cs"/>
@@ -13431,7 +14091,35 @@
         <w:rPr>
           <w:rFonts w:asciiTheme="minorBidi" w:hAnsiTheme="minorBidi"/>
         </w:rPr>
-        <w:t>&lt;img src="image.png"&gt;</w:t>
+        <w:t>&lt;</w:t>
+      </w:r>
+      <w:proofErr w:type="spellStart"/>
+      <w:r>
+        <w:rPr>
+          <w:rFonts w:asciiTheme="minorBidi" w:hAnsiTheme="minorBidi"/>
+        </w:rPr>
+        <w:t>img</w:t>
+      </w:r>
+      <w:proofErr w:type="spellEnd"/>
+      <w:r>
+        <w:rPr>
+          <w:rFonts w:asciiTheme="minorBidi" w:hAnsiTheme="minorBidi"/>
+        </w:rPr>
+        <w:t xml:space="preserve"> </w:t>
+      </w:r>
+      <w:proofErr w:type="spellStart"/>
+      <w:r>
+        <w:rPr>
+          <w:rFonts w:asciiTheme="minorBidi" w:hAnsiTheme="minorBidi"/>
+        </w:rPr>
+        <w:t>src</w:t>
+      </w:r>
+      <w:proofErr w:type="spellEnd"/>
+      <w:r>
+        <w:rPr>
+          <w:rFonts w:asciiTheme="minorBidi" w:hAnsiTheme="minorBidi"/>
+        </w:rPr>
+        <w:t>="image.png"&gt;</w:t>
       </w:r>
     </w:p>
     <w:p>
@@ -13538,7 +14226,35 @@
         <w:rPr>
           <w:rFonts w:asciiTheme="minorBidi" w:hAnsiTheme="minorBidi"/>
         </w:rPr>
-        <w:t>&lt;img src="image.png" alt="</w:t>
+        <w:t>&lt;</w:t>
+      </w:r>
+      <w:proofErr w:type="spellStart"/>
+      <w:r>
+        <w:rPr>
+          <w:rFonts w:asciiTheme="minorBidi" w:hAnsiTheme="minorBidi"/>
+        </w:rPr>
+        <w:t>img</w:t>
+      </w:r>
+      <w:proofErr w:type="spellEnd"/>
+      <w:r>
+        <w:rPr>
+          <w:rFonts w:asciiTheme="minorBidi" w:hAnsiTheme="minorBidi"/>
+        </w:rPr>
+        <w:t xml:space="preserve"> </w:t>
+      </w:r>
+      <w:proofErr w:type="spellStart"/>
+      <w:r>
+        <w:rPr>
+          <w:rFonts w:asciiTheme="minorBidi" w:hAnsiTheme="minorBidi"/>
+        </w:rPr>
+        <w:t>src</w:t>
+      </w:r>
+      <w:proofErr w:type="spellEnd"/>
+      <w:r>
+        <w:rPr>
+          <w:rFonts w:asciiTheme="minorBidi" w:hAnsiTheme="minorBidi"/>
+        </w:rPr>
+        <w:t>="image.png" alt="</w:t>
       </w:r>
       <w:r>
         <w:rPr>
@@ -13792,7 +14508,21 @@
         <w:rPr>
           <w:rFonts w:asciiTheme="minorBidi" w:hAnsiTheme="minorBidi"/>
         </w:rPr>
-        <w:t>&lt;p style="color:red;"&gt;&lt;/p&gt;</w:t>
+        <w:t>&lt;p style="</w:t>
+      </w:r>
+      <w:proofErr w:type="spellStart"/>
+      <w:r>
+        <w:rPr>
+          <w:rFonts w:asciiTheme="minorBidi" w:hAnsiTheme="minorBidi"/>
+        </w:rPr>
+        <w:t>color:red</w:t>
+      </w:r>
+      <w:proofErr w:type="spellEnd"/>
+      <w:r>
+        <w:rPr>
+          <w:rFonts w:asciiTheme="minorBidi" w:hAnsiTheme="minorBidi"/>
+        </w:rPr>
+        <w:t>;"&gt;&lt;/p&gt;</w:t>
       </w:r>
     </w:p>
     <w:p>
@@ -14525,7 +15255,7 @@
                     <pic:cNvPicPr/>
                   </pic:nvPicPr>
                   <pic:blipFill>
-                    <a:blip r:embed="rId16"/>
+                    <a:blip r:embed="rId17"/>
                     <a:stretch>
                       <a:fillRect/>
                     </a:stretch>
@@ -14742,7 +15472,7 @@
                     <pic:cNvPicPr/>
                   </pic:nvPicPr>
                   <pic:blipFill>
-                    <a:blip r:embed="rId17"/>
+                    <a:blip r:embed="rId18"/>
                     <a:stretch>
                       <a:fillRect/>
                     </a:stretch>
@@ -14980,7 +15710,7 @@
                     <pic:cNvPicPr/>
                   </pic:nvPicPr>
                   <pic:blipFill>
-                    <a:blip r:embed="rId18"/>
+                    <a:blip r:embed="rId19"/>
                     <a:stretch>
                       <a:fillRect/>
                     </a:stretch>
@@ -15366,7 +16096,7 @@
                     <pic:cNvPicPr/>
                   </pic:nvPicPr>
                   <pic:blipFill>
-                    <a:blip r:embed="rId19"/>
+                    <a:blip r:embed="rId20"/>
                     <a:stretch>
                       <a:fillRect/>
                     </a:stretch>
@@ -15599,7 +16329,7 @@
                     <pic:cNvPicPr/>
                   </pic:nvPicPr>
                   <pic:blipFill>
-                    <a:blip r:embed="rId20"/>
+                    <a:blip r:embed="rId21"/>
                     <a:stretch>
                       <a:fillRect/>
                     </a:stretch>
@@ -15991,12 +16721,14 @@
         </w:rPr>
         <w:t xml:space="preserve">רק ילדים ישירים של </w:t>
       </w:r>
+      <w:proofErr w:type="spellStart"/>
       <w:r>
         <w:rPr>
           <w:rFonts w:asciiTheme="minorBidi" w:hAnsiTheme="minorBidi"/>
         </w:rPr>
         <w:t>containe</w:t>
       </w:r>
+      <w:proofErr w:type="spellEnd"/>
       <w:r>
         <w:rPr>
           <w:rFonts w:asciiTheme="minorBidi" w:hAnsiTheme="minorBidi" w:hint="cs"/>
@@ -16785,6 +17517,7 @@
         </w:rPr>
         <w:br/>
       </w:r>
+      <w:proofErr w:type="spellStart"/>
       <w:r>
         <w:rPr>
           <w:rFonts w:asciiTheme="minorBidi" w:hAnsiTheme="minorBidi"/>
@@ -16797,7 +17530,28 @@
         <w:rPr>
           <w:rFonts w:asciiTheme="minorBidi" w:hAnsiTheme="minorBidi"/>
         </w:rPr>
-        <w:t>Create and upload a valid HTML file.Ensure the file contains at least the following tags:</w:t>
+        <w:t>Create</w:t>
+      </w:r>
+      <w:proofErr w:type="spellEnd"/>
+      <w:r>
+        <w:rPr>
+          <w:rFonts w:asciiTheme="minorBidi" w:hAnsiTheme="minorBidi"/>
+        </w:rPr>
+        <w:t xml:space="preserve"> and upload a valid HTML </w:t>
+      </w:r>
+      <w:proofErr w:type="spellStart"/>
+      <w:r>
+        <w:rPr>
+          <w:rFonts w:asciiTheme="minorBidi" w:hAnsiTheme="minorBidi"/>
+        </w:rPr>
+        <w:t>file.Ensure</w:t>
+      </w:r>
+      <w:proofErr w:type="spellEnd"/>
+      <w:r>
+        <w:rPr>
+          <w:rFonts w:asciiTheme="minorBidi" w:hAnsiTheme="minorBidi"/>
+        </w:rPr>
+        <w:t xml:space="preserve"> the file contains at least the following tags:</w:t>
       </w:r>
     </w:p>
     <w:p>
@@ -16861,7 +17615,21 @@
         <w:rPr>
           <w:rFonts w:asciiTheme="minorBidi" w:hAnsiTheme="minorBidi"/>
         </w:rPr>
-        <w:t> on the page (e.g., an ordered list &lt;ol&gt; and an unordered list &lt;ul&gt;).(Optional/Recommended) Run your file using the Live Server extension and notice the difference in the browser's address bar compared to opening the file normally.</w:t>
+        <w:t> on the page (e.g., an ordered list &lt;</w:t>
+      </w:r>
+      <w:proofErr w:type="spellStart"/>
+      <w:r>
+        <w:rPr>
+          <w:rFonts w:asciiTheme="minorBidi" w:hAnsiTheme="minorBidi"/>
+        </w:rPr>
+        <w:t>ol</w:t>
+      </w:r>
+      <w:proofErr w:type="spellEnd"/>
+      <w:r>
+        <w:rPr>
+          <w:rFonts w:asciiTheme="minorBidi" w:hAnsiTheme="minorBidi"/>
+        </w:rPr>
+        <w:t>&gt; and an unordered list &lt;ul&gt;).(Optional/Recommended) Run your file using the Live Server extension and notice the difference in the browser's address bar compared to opening the file normally.</w:t>
       </w:r>
     </w:p>
     <w:p>
@@ -17063,7 +17831,21 @@
         <w:rPr>
           <w:rFonts w:asciiTheme="minorBidi" w:hAnsiTheme="minorBidi"/>
         </w:rPr>
-        <w:t xml:space="preserve">&lt;ol&gt; </w:t>
+        <w:t>&lt;</w:t>
+      </w:r>
+      <w:proofErr w:type="spellStart"/>
+      <w:r>
+        <w:rPr>
+          <w:rFonts w:asciiTheme="minorBidi" w:hAnsiTheme="minorBidi"/>
+        </w:rPr>
+        <w:t>ol</w:t>
+      </w:r>
+      <w:proofErr w:type="spellEnd"/>
+      <w:r>
+        <w:rPr>
+          <w:rFonts w:asciiTheme="minorBidi" w:hAnsiTheme="minorBidi"/>
+        </w:rPr>
+        <w:t xml:space="preserve">&gt; </w:t>
       </w:r>
     </w:p>
     <w:p>
@@ -17115,7 +17897,21 @@
         <w:rPr>
           <w:rFonts w:asciiTheme="minorBidi" w:hAnsiTheme="minorBidi"/>
         </w:rPr>
-        <w:t>&lt;html lang="en"&gt;</w:t>
+        <w:t>&lt;html lang="</w:t>
+      </w:r>
+      <w:proofErr w:type="spellStart"/>
+      <w:r>
+        <w:rPr>
+          <w:rFonts w:asciiTheme="minorBidi" w:hAnsiTheme="minorBidi"/>
+        </w:rPr>
+        <w:t>en</w:t>
+      </w:r>
+      <w:proofErr w:type="spellEnd"/>
+      <w:r>
+        <w:rPr>
+          <w:rFonts w:asciiTheme="minorBidi" w:hAnsiTheme="minorBidi"/>
+        </w:rPr>
+        <w:t>"&gt;</w:t>
       </w:r>
     </w:p>
     <w:p>
@@ -17566,7 +18362,21 @@
         <w:rPr>
           <w:rFonts w:asciiTheme="minorBidi" w:hAnsiTheme="minorBidi"/>
         </w:rPr>
-        <w:t xml:space="preserve">    &lt;ol&gt;</w:t>
+        <w:t xml:space="preserve">    &lt;</w:t>
+      </w:r>
+      <w:proofErr w:type="spellStart"/>
+      <w:r>
+        <w:rPr>
+          <w:rFonts w:asciiTheme="minorBidi" w:hAnsiTheme="minorBidi"/>
+        </w:rPr>
+        <w:t>ol</w:t>
+      </w:r>
+      <w:proofErr w:type="spellEnd"/>
+      <w:r>
+        <w:rPr>
+          <w:rFonts w:asciiTheme="minorBidi" w:hAnsiTheme="minorBidi"/>
+        </w:rPr>
+        <w:t>&gt;</w:t>
       </w:r>
     </w:p>
     <w:p>
@@ -17622,7 +18432,21 @@
         <w:rPr>
           <w:rFonts w:asciiTheme="minorBidi" w:hAnsiTheme="minorBidi"/>
         </w:rPr>
-        <w:t xml:space="preserve">    &lt;/ol&gt;</w:t>
+        <w:t xml:space="preserve">    &lt;/</w:t>
+      </w:r>
+      <w:proofErr w:type="spellStart"/>
+      <w:r>
+        <w:rPr>
+          <w:rFonts w:asciiTheme="minorBidi" w:hAnsiTheme="minorBidi"/>
+        </w:rPr>
+        <w:t>ol</w:t>
+      </w:r>
+      <w:proofErr w:type="spellEnd"/>
+      <w:r>
+        <w:rPr>
+          <w:rFonts w:asciiTheme="minorBidi" w:hAnsiTheme="minorBidi"/>
+        </w:rPr>
+        <w:t>&gt;</w:t>
       </w:r>
     </w:p>
     <w:p>
@@ -17944,7 +18768,25 @@
           <w:b/>
           <w:bCs/>
         </w:rPr>
-        <w:t>&lt;ol&gt;</w:t>
+        <w:t>&lt;</w:t>
+      </w:r>
+      <w:proofErr w:type="spellStart"/>
+      <w:r>
+        <w:rPr>
+          <w:rFonts w:asciiTheme="minorBidi" w:hAnsiTheme="minorBidi"/>
+          <w:b/>
+          <w:bCs/>
+        </w:rPr>
+        <w:t>ol</w:t>
+      </w:r>
+      <w:proofErr w:type="spellEnd"/>
+      <w:r>
+        <w:rPr>
+          <w:rFonts w:asciiTheme="minorBidi" w:hAnsiTheme="minorBidi"/>
+          <w:b/>
+          <w:bCs/>
+        </w:rPr>
+        <w:t>&gt;</w:t>
       </w:r>
       <w:r>
         <w:rPr>
@@ -18541,7 +19383,7 @@
                     <pic:cNvPicPr/>
                   </pic:nvPicPr>
                   <pic:blipFill>
-                    <a:blip r:embed="rId21"/>
+                    <a:blip r:embed="rId22"/>
                     <a:stretch>
                       <a:fillRect/>
                     </a:stretch>
@@ -18575,7 +19417,27 @@
           <w:bCs/>
           <w:rtl/>
         </w:rPr>
-        <w:t>למה הכל 0</w:t>
+        <w:t xml:space="preserve">למה </w:t>
+      </w:r>
+      <w:proofErr w:type="spellStart"/>
+      <w:r>
+        <w:rPr>
+          <w:rFonts w:asciiTheme="minorBidi" w:hAnsiTheme="minorBidi"/>
+          <w:b/>
+          <w:bCs/>
+          <w:rtl/>
+        </w:rPr>
+        <w:t>הכל</w:t>
+      </w:r>
+      <w:proofErr w:type="spellEnd"/>
+      <w:r>
+        <w:rPr>
+          <w:rFonts w:asciiTheme="minorBidi" w:hAnsiTheme="minorBidi"/>
+          <w:b/>
+          <w:bCs/>
+          <w:rtl/>
+        </w:rPr>
+        <w:t xml:space="preserve"> 0</w:t>
       </w:r>
       <w:r>
         <w:rPr>
@@ -18706,7 +19568,21 @@
           <w:rFonts w:asciiTheme="minorBidi" w:hAnsiTheme="minorBidi"/>
         </w:rPr>
         <w:br/>
-        <w:t xml:space="preserve">    background-color: lightblue;</w:t>
+        <w:t xml:space="preserve">    background-color: </w:t>
+      </w:r>
+      <w:proofErr w:type="spellStart"/>
+      <w:r>
+        <w:rPr>
+          <w:rFonts w:asciiTheme="minorBidi" w:hAnsiTheme="minorBidi"/>
+        </w:rPr>
+        <w:t>lightblue</w:t>
+      </w:r>
+      <w:proofErr w:type="spellEnd"/>
+      <w:r>
+        <w:rPr>
+          <w:rFonts w:asciiTheme="minorBidi" w:hAnsiTheme="minorBidi"/>
+        </w:rPr>
+        <w:t>;</w:t>
       </w:r>
       <w:r>
         <w:rPr>
@@ -18825,12 +19701,14 @@
         </w:rPr>
         <w:t>ראה את ה</w:t>
       </w:r>
+      <w:proofErr w:type="spellStart"/>
       <w:r>
         <w:rPr>
           <w:rFonts w:asciiTheme="minorBidi" w:hAnsiTheme="minorBidi"/>
         </w:rPr>
         <w:t>BoxModel</w:t>
       </w:r>
+      <w:proofErr w:type="spellEnd"/>
       <w:r>
         <w:rPr>
           <w:rFonts w:asciiTheme="minorBidi" w:hAnsiTheme="minorBidi"/>
@@ -18950,14 +19828,30 @@
           <w:rFonts w:asciiTheme="minorBidi" w:hAnsiTheme="minorBidi" w:hint="cs"/>
           <w:rtl/>
         </w:rPr>
-        <w:t xml:space="preserve"> והב</w:t>
-      </w:r>
-      <w:r>
-        <w:rPr>
-          <w:rFonts w:asciiTheme="minorBidi" w:hAnsiTheme="minorBidi"/>
-          <w:rtl/>
-        </w:rPr>
-        <w:t>רירת מחדל</w:t>
+        <w:t xml:space="preserve"> </w:t>
+      </w:r>
+      <w:proofErr w:type="spellStart"/>
+      <w:r>
+        <w:rPr>
+          <w:rFonts w:asciiTheme="minorBidi" w:hAnsiTheme="minorBidi" w:hint="cs"/>
+          <w:rtl/>
+        </w:rPr>
+        <w:t>והב</w:t>
+      </w:r>
+      <w:r>
+        <w:rPr>
+          <w:rFonts w:asciiTheme="minorBidi" w:hAnsiTheme="minorBidi"/>
+          <w:rtl/>
+        </w:rPr>
+        <w:t>רירת</w:t>
+      </w:r>
+      <w:proofErr w:type="spellEnd"/>
+      <w:r>
+        <w:rPr>
+          <w:rFonts w:asciiTheme="minorBidi" w:hAnsiTheme="minorBidi"/>
+          <w:rtl/>
+        </w:rPr>
+        <w:t xml:space="preserve"> מחדל</w:t>
       </w:r>
       <w:r>
         <w:rPr>
@@ -18991,8 +19885,17 @@
           <w:rFonts w:asciiTheme="minorBidi" w:hAnsiTheme="minorBidi"/>
           <w:rtl/>
         </w:rPr>
-        <w:t>רצה שהוא לא יתפוס הכל</w:t>
-      </w:r>
+        <w:t xml:space="preserve">רצה שהוא לא יתפוס </w:t>
+      </w:r>
+      <w:proofErr w:type="spellStart"/>
+      <w:r>
+        <w:rPr>
+          <w:rFonts w:asciiTheme="minorBidi" w:hAnsiTheme="minorBidi"/>
+          <w:rtl/>
+        </w:rPr>
+        <w:t>הכל</w:t>
+      </w:r>
+      <w:proofErr w:type="spellEnd"/>
       <w:r>
         <w:rPr>
           <w:rFonts w:asciiTheme="minorBidi" w:hAnsiTheme="minorBidi" w:hint="cs"/>
@@ -19126,6 +20029,7 @@
         </w:rPr>
         <w:br/>
       </w:r>
+      <w:proofErr w:type="spellStart"/>
       <w:r>
         <w:rPr>
           <w:rFonts w:asciiTheme="minorBidi" w:hAnsiTheme="minorBidi"/>
@@ -19138,8 +20042,30 @@
         <w:rPr>
           <w:rFonts w:asciiTheme="minorBidi" w:hAnsiTheme="minorBidi"/>
         </w:rPr>
-        <w:t>Create an HTML page containing a form (e.g., contact us, registration, or a survey).The form must include at least 4 different types of input fields (e.g., text, email, checkbox, radio, date, etc.).You must include a dropdown menu using the &lt;select&gt; and &lt;option&gt; tags.Connect the form to the </w:t>
-      </w:r>
+        <w:t>Create</w:t>
+      </w:r>
+      <w:proofErr w:type="spellEnd"/>
+      <w:r>
+        <w:rPr>
+          <w:rFonts w:asciiTheme="minorBidi" w:hAnsiTheme="minorBidi"/>
+        </w:rPr>
+        <w:t xml:space="preserve"> an HTML page containing a form (e.g., contact us, registration, or a survey).The form must include at least 4 different types of input fields (e.g., text, email, checkbox, radio, date, etc.).You must include a dropdown menu using the &lt;select&gt; and &lt;option&gt; </w:t>
+      </w:r>
+      <w:proofErr w:type="spellStart"/>
+      <w:r>
+        <w:rPr>
+          <w:rFonts w:asciiTheme="minorBidi" w:hAnsiTheme="minorBidi"/>
+        </w:rPr>
+        <w:t>tags.Connect</w:t>
+      </w:r>
+      <w:proofErr w:type="spellEnd"/>
+      <w:r>
+        <w:rPr>
+          <w:rFonts w:asciiTheme="minorBidi" w:hAnsiTheme="minorBidi"/>
+        </w:rPr>
+        <w:t xml:space="preserve"> the form to the </w:t>
+      </w:r>
+      <w:proofErr w:type="spellStart"/>
       <w:r>
         <w:rPr>
           <w:rFonts w:asciiTheme="minorBidi" w:hAnsiTheme="minorBidi"/>
@@ -19148,11 +20074,26 @@
         </w:rPr>
         <w:t>Formspree</w:t>
       </w:r>
-      <w:r>
-        <w:rPr>
-          <w:rFonts w:asciiTheme="minorBidi" w:hAnsiTheme="minorBidi"/>
-        </w:rPr>
-        <w:t> service to simulate server-side data reception. Ensure that upon clicking the Submit button, the data is successfully sent and displayed in the Formspree dashboard.</w:t>
+      <w:proofErr w:type="spellEnd"/>
+      <w:r>
+        <w:rPr>
+          <w:rFonts w:asciiTheme="minorBidi" w:hAnsiTheme="minorBidi"/>
+        </w:rPr>
+        <w:t xml:space="preserve"> service to simulate server-side data reception. Ensure that upon clicking the Submit button, the data is successfully sent and displayed in the </w:t>
+      </w:r>
+      <w:proofErr w:type="spellStart"/>
+      <w:r>
+        <w:rPr>
+          <w:rFonts w:asciiTheme="minorBidi" w:hAnsiTheme="minorBidi"/>
+        </w:rPr>
+        <w:t>Formspree</w:t>
+      </w:r>
+      <w:proofErr w:type="spellEnd"/>
+      <w:r>
+        <w:rPr>
+          <w:rFonts w:asciiTheme="minorBidi" w:hAnsiTheme="minorBidi"/>
+        </w:rPr>
+        <w:t xml:space="preserve"> dashboard.</w:t>
       </w:r>
     </w:p>
     <w:p>
@@ -19194,13 +20135,23 @@
         </w:rPr>
         <w:br/>
       </w:r>
-      <w:r>
-        <w:rPr>
-          <w:rFonts w:asciiTheme="minorBidi" w:hAnsiTheme="minorBidi"/>
-          <w:b/>
-          <w:bCs/>
-        </w:rPr>
-        <w:t>Requirements:Location Precedence:</w:t>
+      <w:proofErr w:type="spellStart"/>
+      <w:r>
+        <w:rPr>
+          <w:rFonts w:asciiTheme="minorBidi" w:hAnsiTheme="minorBidi"/>
+          <w:b/>
+          <w:bCs/>
+        </w:rPr>
+        <w:t>Requirements:Location</w:t>
+      </w:r>
+      <w:proofErr w:type="spellEnd"/>
+      <w:r>
+        <w:rPr>
+          <w:rFonts w:asciiTheme="minorBidi" w:hAnsiTheme="minorBidi"/>
+          <w:b/>
+          <w:bCs/>
+        </w:rPr>
+        <w:t xml:space="preserve"> Precedence:</w:t>
       </w:r>
       <w:r>
         <w:rPr>
@@ -19446,8 +20397,18 @@
           <w:b/>
           <w:bCs/>
         </w:rPr>
-        <w:t>Forms + Formspree</w:t>
-      </w:r>
+        <w:t xml:space="preserve">Forms + </w:t>
+      </w:r>
+      <w:proofErr w:type="spellStart"/>
+      <w:r>
+        <w:rPr>
+          <w:rFonts w:asciiTheme="minorBidi" w:hAnsiTheme="minorBidi"/>
+          <w:b/>
+          <w:bCs/>
+        </w:rPr>
+        <w:t>Formspree</w:t>
+      </w:r>
+      <w:proofErr w:type="spellEnd"/>
     </w:p>
     <w:p>
       <w:pPr>
@@ -19514,12 +20475,14 @@
         </w:rPr>
         <w:t>ולשלוח אותו ל</w:t>
       </w:r>
+      <w:proofErr w:type="spellStart"/>
       <w:r>
         <w:rPr>
           <w:rFonts w:asciiTheme="minorBidi" w:hAnsiTheme="minorBidi"/>
         </w:rPr>
         <w:t>Formspree</w:t>
       </w:r>
+      <w:proofErr w:type="spellEnd"/>
       <w:r>
         <w:rPr>
           <w:rFonts w:asciiTheme="minorBidi" w:hAnsiTheme="minorBidi"/>
@@ -19591,7 +20554,21 @@
         <w:rPr>
           <w:rFonts w:asciiTheme="minorBidi" w:hAnsiTheme="minorBidi"/>
         </w:rPr>
-        <w:t>&lt;form action="https://formspree.io/f/mojyldak" method="POST"&gt;</w:t>
+        <w:t>&lt;form action="https://formspree.io/f/</w:t>
+      </w:r>
+      <w:proofErr w:type="spellStart"/>
+      <w:r>
+        <w:rPr>
+          <w:rFonts w:asciiTheme="minorBidi" w:hAnsiTheme="minorBidi"/>
+        </w:rPr>
+        <w:t>mojyldak</w:t>
+      </w:r>
+      <w:proofErr w:type="spellEnd"/>
+      <w:r>
+        <w:rPr>
+          <w:rFonts w:asciiTheme="minorBidi" w:hAnsiTheme="minorBidi"/>
+        </w:rPr>
+        <w:t>" method="POST"&gt;</w:t>
       </w:r>
     </w:p>
     <w:p>
@@ -20589,7 +21566,7 @@
                     <pic:cNvPicPr/>
                   </pic:nvPicPr>
                   <pic:blipFill>
-                    <a:blip r:embed="rId22"/>
+                    <a:blip r:embed="rId23"/>
                     <a:stretch>
                       <a:fillRect/>
                     </a:stretch>
@@ -20657,7 +21634,21 @@
         <w:rPr>
           <w:rFonts w:asciiTheme="minorBidi" w:hAnsiTheme="minorBidi"/>
         </w:rPr>
-        <w:t>&lt;div id="myBox" class="box"&gt;Test&lt;/div&gt;</w:t>
+        <w:t>&lt;div id="</w:t>
+      </w:r>
+      <w:proofErr w:type="spellStart"/>
+      <w:r>
+        <w:rPr>
+          <w:rFonts w:asciiTheme="minorBidi" w:hAnsiTheme="minorBidi"/>
+        </w:rPr>
+        <w:t>myBox</w:t>
+      </w:r>
+      <w:proofErr w:type="spellEnd"/>
+      <w:r>
+        <w:rPr>
+          <w:rFonts w:asciiTheme="minorBidi" w:hAnsiTheme="minorBidi"/>
+        </w:rPr>
+        <w:t>" class="box"&gt;Test&lt;/div&gt;</w:t>
       </w:r>
     </w:p>
     <w:p>
@@ -21196,7 +22187,7 @@
                     <pic:cNvPicPr/>
                   </pic:nvPicPr>
                   <pic:blipFill>
-                    <a:blip r:embed="rId23"/>
+                    <a:blip r:embed="rId24"/>
                     <a:stretch>
                       <a:fillRect/>
                     </a:stretch>
@@ -22342,7 +23333,23 @@
           <w:rFonts w:asciiTheme="minorBidi" w:hAnsiTheme="minorBidi"/>
           <w:rtl/>
         </w:rPr>
-        <w:t>כשמשתמשים בווידג'טים או ספריות עיצוב מוכנות שקשה לשנות להן את ה</w:t>
+        <w:t xml:space="preserve">כשמשתמשים </w:t>
+      </w:r>
+      <w:proofErr w:type="spellStart"/>
+      <w:r>
+        <w:rPr>
+          <w:rFonts w:asciiTheme="minorBidi" w:hAnsiTheme="minorBidi"/>
+          <w:rtl/>
+        </w:rPr>
+        <w:t>בווידג'טים</w:t>
+      </w:r>
+      <w:proofErr w:type="spellEnd"/>
+      <w:r>
+        <w:rPr>
+          <w:rFonts w:asciiTheme="minorBidi" w:hAnsiTheme="minorBidi"/>
+          <w:rtl/>
+        </w:rPr>
+        <w:t xml:space="preserve"> או ספריות עיצוב מוכנות שקשה לשנות להן את ה</w:t>
       </w:r>
       <w:r>
         <w:rPr>
@@ -23745,7 +24752,21 @@
         <w:rPr>
           <w:rFonts w:asciiTheme="minorBidi" w:hAnsiTheme="minorBidi"/>
         </w:rPr>
-        <w:t>&lt;html lang="en"&gt;</w:t>
+        <w:t>&lt;html lang="</w:t>
+      </w:r>
+      <w:proofErr w:type="spellStart"/>
+      <w:r>
+        <w:rPr>
+          <w:rFonts w:asciiTheme="minorBidi" w:hAnsiTheme="minorBidi"/>
+        </w:rPr>
+        <w:t>en</w:t>
+      </w:r>
+      <w:proofErr w:type="spellEnd"/>
+      <w:r>
+        <w:rPr>
+          <w:rFonts w:asciiTheme="minorBidi" w:hAnsiTheme="minorBidi"/>
+        </w:rPr>
+        <w:t>"&gt;</w:t>
       </w:r>
     </w:p>
     <w:p>
@@ -24593,8 +25614,17 @@
           <w:rFonts w:asciiTheme="minorBidi" w:hAnsiTheme="minorBidi"/>
           <w:rtl/>
         </w:rPr>
-        <w:t>זו הקופסה הגדולה שמחזיקה הכל</w:t>
-      </w:r>
+        <w:t xml:space="preserve">זו הקופסה הגדולה שמחזיקה </w:t>
+      </w:r>
+      <w:proofErr w:type="spellStart"/>
+      <w:r>
+        <w:rPr>
+          <w:rFonts w:asciiTheme="minorBidi" w:hAnsiTheme="minorBidi"/>
+          <w:rtl/>
+        </w:rPr>
+        <w:t>הכל</w:t>
+      </w:r>
+      <w:proofErr w:type="spellEnd"/>
       <w:r>
         <w:rPr>
           <w:rFonts w:asciiTheme="minorBidi" w:hAnsiTheme="minorBidi" w:hint="cs"/>
@@ -25799,7 +26829,7 @@
                     <pic:cNvPicPr/>
                   </pic:nvPicPr>
                   <pic:blipFill>
-                    <a:blip r:embed="rId24"/>
+                    <a:blip r:embed="rId25"/>
                     <a:stretch>
                       <a:fillRect/>
                     </a:stretch>
@@ -26024,12 +27054,21 @@
         </w:rPr>
         <w:t xml:space="preserve"> אז </w:t>
       </w:r>
-      <w:r>
-        <w:rPr>
-          <w:rFonts w:asciiTheme="minorBidi" w:hAnsiTheme="minorBidi"/>
-          <w:rtl/>
-        </w:rPr>
-        <w:t>הכל ישתנה</w:t>
+      <w:proofErr w:type="spellStart"/>
+      <w:r>
+        <w:rPr>
+          <w:rFonts w:asciiTheme="minorBidi" w:hAnsiTheme="minorBidi"/>
+          <w:rtl/>
+        </w:rPr>
+        <w:t>הכל</w:t>
+      </w:r>
+      <w:proofErr w:type="spellEnd"/>
+      <w:r>
+        <w:rPr>
+          <w:rFonts w:asciiTheme="minorBidi" w:hAnsiTheme="minorBidi"/>
+          <w:rtl/>
+        </w:rPr>
+        <w:t xml:space="preserve"> ישתנה</w:t>
       </w:r>
       <w:r>
         <w:rPr>
@@ -26096,7 +27135,7 @@
                     <pic:cNvPicPr/>
                   </pic:nvPicPr>
                   <pic:blipFill>
-                    <a:blip r:embed="rId25"/>
+                    <a:blip r:embed="rId26"/>
                     <a:stretch>
                       <a:fillRect/>
                     </a:stretch>
@@ -26744,7 +27783,7 @@
                     <pic:cNvPicPr/>
                   </pic:nvPicPr>
                   <pic:blipFill>
-                    <a:blip r:embed="rId26"/>
+                    <a:blip r:embed="rId27"/>
                     <a:stretch>
                       <a:fillRect/>
                     </a:stretch>
@@ -27163,7 +28202,7 @@
                     <pic:cNvPicPr/>
                   </pic:nvPicPr>
                   <pic:blipFill>
-                    <a:blip r:embed="rId27"/>
+                    <a:blip r:embed="rId28"/>
                     <a:stretch>
                       <a:fillRect/>
                     </a:stretch>
@@ -27628,6 +28667,7 @@
                 <w:rtl/>
               </w:rPr>
             </w:pPr>
+            <w:proofErr w:type="spellStart"/>
             <w:r>
               <w:rPr>
                 <w:rFonts w:asciiTheme="minorBidi" w:hAnsiTheme="minorBidi"/>
@@ -27635,6 +28675,7 @@
               </w:rPr>
               <w:t>ימין־שמאל</w:t>
             </w:r>
+            <w:proofErr w:type="spellEnd"/>
           </w:p>
         </w:tc>
         <w:tc>
@@ -27648,6 +28689,7 @@
                 <w:rFonts w:asciiTheme="minorBidi" w:hAnsiTheme="minorBidi"/>
               </w:rPr>
             </w:pPr>
+            <w:proofErr w:type="spellStart"/>
             <w:r>
               <w:rPr>
                 <w:rFonts w:asciiTheme="minorBidi" w:hAnsiTheme="minorBidi"/>
@@ -27655,6 +28697,7 @@
               </w:rPr>
               <w:t>למעלה־למטה</w:t>
             </w:r>
+            <w:proofErr w:type="spellEnd"/>
           </w:p>
         </w:tc>
       </w:tr>
@@ -27691,6 +28734,7 @@
                 <w:rtl/>
               </w:rPr>
             </w:pPr>
+            <w:proofErr w:type="spellStart"/>
             <w:r>
               <w:rPr>
                 <w:rFonts w:asciiTheme="minorBidi" w:hAnsiTheme="minorBidi"/>
@@ -27698,6 +28742,7 @@
               </w:rPr>
               <w:t>למעלה־למטה</w:t>
             </w:r>
+            <w:proofErr w:type="spellEnd"/>
           </w:p>
         </w:tc>
         <w:tc>
@@ -27711,6 +28756,7 @@
                 <w:rFonts w:asciiTheme="minorBidi" w:hAnsiTheme="minorBidi"/>
               </w:rPr>
             </w:pPr>
+            <w:proofErr w:type="spellStart"/>
             <w:r>
               <w:rPr>
                 <w:rFonts w:asciiTheme="minorBidi" w:hAnsiTheme="minorBidi"/>
@@ -27718,6 +28764,7 @@
               </w:rPr>
               <w:t>ימין־שמאל</w:t>
             </w:r>
+            <w:proofErr w:type="spellEnd"/>
           </w:p>
         </w:tc>
       </w:tr>
@@ -27830,7 +28877,7 @@
                     <pic:cNvPicPr/>
                   </pic:nvPicPr>
                   <pic:blipFill>
-                    <a:blip r:embed="rId28"/>
+                    <a:blip r:embed="rId29"/>
                     <a:stretch>
                       <a:fillRect/>
                     </a:stretch>
@@ -27956,7 +29003,7 @@
                     <pic:cNvPicPr/>
                   </pic:nvPicPr>
                   <pic:blipFill>
-                    <a:blip r:embed="rId29"/>
+                    <a:blip r:embed="rId30"/>
                     <a:stretch>
                       <a:fillRect/>
                     </a:stretch>
@@ -28300,8 +29347,17 @@
           <w:rFonts w:asciiTheme="minorBidi" w:hAnsiTheme="minorBidi"/>
           <w:rtl/>
         </w:rPr>
-        <w:t>גם ימינה־שמאלה</w:t>
-      </w:r>
+        <w:t xml:space="preserve">גם </w:t>
+      </w:r>
+      <w:proofErr w:type="spellStart"/>
+      <w:r>
+        <w:rPr>
+          <w:rFonts w:asciiTheme="minorBidi" w:hAnsiTheme="minorBidi"/>
+          <w:rtl/>
+        </w:rPr>
+        <w:t>ימינה־שמאלה</w:t>
+      </w:r>
+      <w:proofErr w:type="spellEnd"/>
       <w:r>
         <w:rPr>
           <w:rFonts w:asciiTheme="minorBidi" w:hAnsiTheme="minorBidi" w:hint="cs"/>
@@ -28314,8 +29370,17 @@
           <w:rFonts w:asciiTheme="minorBidi" w:hAnsiTheme="minorBidi"/>
           <w:rtl/>
         </w:rPr>
-        <w:t>וגם למעלה־למטה</w:t>
-      </w:r>
+        <w:t xml:space="preserve">וגם </w:t>
+      </w:r>
+      <w:proofErr w:type="spellStart"/>
+      <w:r>
+        <w:rPr>
+          <w:rFonts w:asciiTheme="minorBidi" w:hAnsiTheme="minorBidi"/>
+          <w:rtl/>
+        </w:rPr>
+        <w:t>למעלה־למטה</w:t>
+      </w:r>
+      <w:proofErr w:type="spellEnd"/>
       <w:r>
         <w:rPr>
           <w:rFonts w:asciiTheme="minorBidi" w:hAnsiTheme="minorBidi" w:hint="cs"/>
@@ -28786,7 +29851,7 @@
                     <pic:cNvPicPr/>
                   </pic:nvPicPr>
                   <pic:blipFill>
-                    <a:blip r:embed="rId30"/>
+                    <a:blip r:embed="rId31"/>
                     <a:stretch>
                       <a:fillRect/>
                     </a:stretch>
@@ -28956,11 +30021,33 @@
         </w:rPr>
         <w:t xml:space="preserve">- </w:t>
       </w:r>
-      <w:r>
-        <w:rPr>
-          <w:rFonts w:asciiTheme="minorBidi" w:hAnsiTheme="minorBidi"/>
-        </w:rPr>
-        <w:t>div.grid-container&gt;div.grid-item*6{card $}</w:t>
+      <w:proofErr w:type="spellStart"/>
+      <w:r>
+        <w:rPr>
+          <w:rFonts w:asciiTheme="minorBidi" w:hAnsiTheme="minorBidi"/>
+        </w:rPr>
+        <w:t>div.grid</w:t>
+      </w:r>
+      <w:proofErr w:type="spellEnd"/>
+      <w:r>
+        <w:rPr>
+          <w:rFonts w:asciiTheme="minorBidi" w:hAnsiTheme="minorBidi"/>
+        </w:rPr>
+        <w:t>-container&gt;</w:t>
+      </w:r>
+      <w:proofErr w:type="spellStart"/>
+      <w:r>
+        <w:rPr>
+          <w:rFonts w:asciiTheme="minorBidi" w:hAnsiTheme="minorBidi"/>
+        </w:rPr>
+        <w:t>div.grid</w:t>
+      </w:r>
+      <w:proofErr w:type="spellEnd"/>
+      <w:r>
+        <w:rPr>
+          <w:rFonts w:asciiTheme="minorBidi" w:hAnsiTheme="minorBidi"/>
+        </w:rPr>
+        <w:t>-item*6{card $}</w:t>
       </w:r>
     </w:p>
     <w:p>
@@ -29111,13 +30198,23 @@
           <w:rFonts w:asciiTheme="minorBidi" w:hAnsiTheme="minorBidi"/>
         </w:rPr>
       </w:pPr>
-      <w:r>
-        <w:rPr>
-          <w:rFonts w:asciiTheme="minorBidi" w:hAnsiTheme="minorBidi"/>
-          <w:b/>
-          <w:bCs/>
-        </w:rPr>
-        <w:t>div.grid-container</w:t>
+      <w:proofErr w:type="spellStart"/>
+      <w:r>
+        <w:rPr>
+          <w:rFonts w:asciiTheme="minorBidi" w:hAnsiTheme="minorBidi"/>
+          <w:b/>
+          <w:bCs/>
+        </w:rPr>
+        <w:t>div.grid</w:t>
+      </w:r>
+      <w:proofErr w:type="spellEnd"/>
+      <w:r>
+        <w:rPr>
+          <w:rFonts w:asciiTheme="minorBidi" w:hAnsiTheme="minorBidi"/>
+          <w:b/>
+          <w:bCs/>
+        </w:rPr>
+        <w:t>-container</w:t>
       </w:r>
       <w:r>
         <w:rPr>
@@ -29229,13 +30326,23 @@
           <w:rFonts w:asciiTheme="minorBidi" w:hAnsiTheme="minorBidi"/>
         </w:rPr>
       </w:pPr>
-      <w:r>
-        <w:rPr>
-          <w:rFonts w:asciiTheme="minorBidi" w:hAnsiTheme="minorBidi"/>
-          <w:b/>
-          <w:bCs/>
-        </w:rPr>
-        <w:t>div.grid-item</w:t>
+      <w:proofErr w:type="spellStart"/>
+      <w:r>
+        <w:rPr>
+          <w:rFonts w:asciiTheme="minorBidi" w:hAnsiTheme="minorBidi"/>
+          <w:b/>
+          <w:bCs/>
+        </w:rPr>
+        <w:t>div.grid</w:t>
+      </w:r>
+      <w:proofErr w:type="spellEnd"/>
+      <w:r>
+        <w:rPr>
+          <w:rFonts w:asciiTheme="minorBidi" w:hAnsiTheme="minorBidi"/>
+          <w:b/>
+          <w:bCs/>
+        </w:rPr>
+        <w:t>-item</w:t>
       </w:r>
       <w:r>
         <w:rPr>
@@ -29673,12 +30780,14 @@
         </w:rPr>
         <w:t xml:space="preserve"> - </w:t>
       </w:r>
+      <w:proofErr w:type="spellStart"/>
       <w:r>
         <w:rPr>
           <w:rFonts w:asciiTheme="minorBidi" w:hAnsiTheme="minorBidi"/>
         </w:rPr>
         <w:t>div.container</w:t>
       </w:r>
+      <w:proofErr w:type="spellEnd"/>
       <w:r>
         <w:rPr>
           <w:rFonts w:asciiTheme="minorBidi" w:hAnsiTheme="minorBidi" w:hint="cs"/>
@@ -29730,12 +30839,14 @@
         </w:rPr>
         <w:t xml:space="preserve"> - </w:t>
       </w:r>
+      <w:proofErr w:type="spellStart"/>
       <w:r>
         <w:rPr>
           <w:rFonts w:asciiTheme="minorBidi" w:hAnsiTheme="minorBidi"/>
         </w:rPr>
         <w:t>div#main</w:t>
       </w:r>
+      <w:proofErr w:type="spellEnd"/>
       <w:r>
         <w:rPr>
           <w:rFonts w:asciiTheme="minorBidi" w:hAnsiTheme="minorBidi" w:hint="cs"/>
@@ -30003,12 +31114,14 @@
         </w:rPr>
         <w:t xml:space="preserve">- </w:t>
       </w:r>
+      <w:proofErr w:type="spellStart"/>
       <w:r>
         <w:rPr>
           <w:rFonts w:asciiTheme="minorBidi" w:hAnsiTheme="minorBidi"/>
         </w:rPr>
         <w:t>div+p+p</w:t>
       </w:r>
+      <w:proofErr w:type="spellEnd"/>
       <w:r>
         <w:rPr>
           <w:rFonts w:asciiTheme="minorBidi" w:hAnsiTheme="minorBidi" w:hint="cs"/>
@@ -30250,8 +31363,16 @@
         <w:rPr>
           <w:rFonts w:asciiTheme="minorBidi" w:hAnsiTheme="minorBidi"/>
         </w:rPr>
-        <w:t>form&gt;input+button</w:t>
-      </w:r>
+        <w:t>form&gt;</w:t>
+      </w:r>
+      <w:proofErr w:type="spellStart"/>
+      <w:r>
+        <w:rPr>
+          <w:rFonts w:asciiTheme="minorBidi" w:hAnsiTheme="minorBidi"/>
+        </w:rPr>
+        <w:t>input+button</w:t>
+      </w:r>
+      <w:proofErr w:type="spellEnd"/>
       <w:r>
         <w:rPr>
           <w:rFonts w:asciiTheme="minorBidi" w:hAnsiTheme="minorBidi" w:hint="cs"/>
@@ -30332,11 +31453,33 @@
         </w:rPr>
         <w:t xml:space="preserve">- </w:t>
       </w:r>
-      <w:r>
-        <w:rPr>
-          <w:rFonts w:asciiTheme="minorBidi" w:hAnsiTheme="minorBidi"/>
-        </w:rPr>
-        <w:t>div.container&gt;div.box*3{box $}</w:t>
+      <w:proofErr w:type="spellStart"/>
+      <w:r>
+        <w:rPr>
+          <w:rFonts w:asciiTheme="minorBidi" w:hAnsiTheme="minorBidi"/>
+        </w:rPr>
+        <w:t>div.container</w:t>
+      </w:r>
+      <w:proofErr w:type="spellEnd"/>
+      <w:r>
+        <w:rPr>
+          <w:rFonts w:asciiTheme="minorBidi" w:hAnsiTheme="minorBidi"/>
+        </w:rPr>
+        <w:t>&gt;</w:t>
+      </w:r>
+      <w:proofErr w:type="spellStart"/>
+      <w:r>
+        <w:rPr>
+          <w:rFonts w:asciiTheme="minorBidi" w:hAnsiTheme="minorBidi"/>
+        </w:rPr>
+        <w:t>div.box</w:t>
+      </w:r>
+      <w:proofErr w:type="spellEnd"/>
+      <w:r>
+        <w:rPr>
+          <w:rFonts w:asciiTheme="minorBidi" w:hAnsiTheme="minorBidi"/>
+        </w:rPr>
+        <w:t>*3{box $}</w:t>
       </w:r>
       <w:r>
         <w:rPr>
@@ -30881,7 +32024,21 @@
         <w:rPr>
           <w:rFonts w:asciiTheme="minorBidi" w:hAnsiTheme="minorBidi"/>
         </w:rPr>
-        <w:t>&lt;html lang="en"&gt;</w:t>
+        <w:t>&lt;html lang="</w:t>
+      </w:r>
+      <w:proofErr w:type="spellStart"/>
+      <w:r>
+        <w:rPr>
+          <w:rFonts w:asciiTheme="minorBidi" w:hAnsiTheme="minorBidi"/>
+        </w:rPr>
+        <w:t>en</w:t>
+      </w:r>
+      <w:proofErr w:type="spellEnd"/>
+      <w:r>
+        <w:rPr>
+          <w:rFonts w:asciiTheme="minorBidi" w:hAnsiTheme="minorBidi"/>
+        </w:rPr>
+        <w:t>"&gt;</w:t>
       </w:r>
     </w:p>
     <w:p>
@@ -30951,7 +32108,35 @@
         <w:rPr>
           <w:rFonts w:asciiTheme="minorBidi" w:hAnsiTheme="minorBidi"/>
         </w:rPr>
-        <w:t>    &lt;link rel="stylesheet" href="style.css"</w:t>
+        <w:t xml:space="preserve">    &lt;link </w:t>
+      </w:r>
+      <w:proofErr w:type="spellStart"/>
+      <w:r>
+        <w:rPr>
+          <w:rFonts w:asciiTheme="minorBidi" w:hAnsiTheme="minorBidi"/>
+        </w:rPr>
+        <w:t>rel</w:t>
+      </w:r>
+      <w:proofErr w:type="spellEnd"/>
+      <w:r>
+        <w:rPr>
+          <w:rFonts w:asciiTheme="minorBidi" w:hAnsiTheme="minorBidi"/>
+        </w:rPr>
+        <w:t xml:space="preserve">="stylesheet" </w:t>
+      </w:r>
+      <w:proofErr w:type="spellStart"/>
+      <w:r>
+        <w:rPr>
+          <w:rFonts w:asciiTheme="minorBidi" w:hAnsiTheme="minorBidi"/>
+        </w:rPr>
+        <w:t>href</w:t>
+      </w:r>
+      <w:proofErr w:type="spellEnd"/>
+      <w:r>
+        <w:rPr>
+          <w:rFonts w:asciiTheme="minorBidi" w:hAnsiTheme="minorBidi"/>
+        </w:rPr>
+        <w:t>="style.css"</w:t>
       </w:r>
     </w:p>
     <w:p>
@@ -31241,7 +32426,21 @@
         <w:rPr>
           <w:rFonts w:asciiTheme="minorBidi" w:hAnsiTheme="minorBidi"/>
         </w:rPr>
-        <w:t>    grid-template-rows: 2fr 1fr 1fr;</w:t>
+        <w:t xml:space="preserve">    grid-template-rows: 2fr 1fr </w:t>
+      </w:r>
+      <w:proofErr w:type="spellStart"/>
+      <w:r>
+        <w:rPr>
+          <w:rFonts w:asciiTheme="minorBidi" w:hAnsiTheme="minorBidi"/>
+        </w:rPr>
+        <w:t>1fr</w:t>
+      </w:r>
+      <w:proofErr w:type="spellEnd"/>
+      <w:r>
+        <w:rPr>
+          <w:rFonts w:asciiTheme="minorBidi" w:hAnsiTheme="minorBidi"/>
+        </w:rPr>
+        <w:t>;</w:t>
       </w:r>
     </w:p>
     <w:p>
@@ -31485,7 +32684,35 @@
         <w:rPr>
           <w:rFonts w:asciiTheme="minorBidi" w:hAnsiTheme="minorBidi"/>
         </w:rPr>
-        <w:t>link rel="stylesheet" href="style.css"</w:t>
+        <w:t xml:space="preserve">link </w:t>
+      </w:r>
+      <w:proofErr w:type="spellStart"/>
+      <w:r>
+        <w:rPr>
+          <w:rFonts w:asciiTheme="minorBidi" w:hAnsiTheme="minorBidi"/>
+        </w:rPr>
+        <w:t>rel</w:t>
+      </w:r>
+      <w:proofErr w:type="spellEnd"/>
+      <w:r>
+        <w:rPr>
+          <w:rFonts w:asciiTheme="minorBidi" w:hAnsiTheme="minorBidi"/>
+        </w:rPr>
+        <w:t xml:space="preserve">="stylesheet" </w:t>
+      </w:r>
+      <w:proofErr w:type="spellStart"/>
+      <w:r>
+        <w:rPr>
+          <w:rFonts w:asciiTheme="minorBidi" w:hAnsiTheme="minorBidi"/>
+        </w:rPr>
+        <w:t>href</w:t>
+      </w:r>
+      <w:proofErr w:type="spellEnd"/>
+      <w:r>
+        <w:rPr>
+          <w:rFonts w:asciiTheme="minorBidi" w:hAnsiTheme="minorBidi"/>
+        </w:rPr>
+        <w:t>="style.css"</w:t>
       </w:r>
       <w:r>
         <w:rPr>
@@ -32034,7 +33261,21 @@
         <w:rPr>
           <w:rFonts w:asciiTheme="minorBidi" w:hAnsiTheme="minorBidi"/>
         </w:rPr>
-        <w:t>grid-template-rows: 2fr 1fr 1fr;</w:t>
+        <w:t xml:space="preserve">grid-template-rows: 2fr 1fr </w:t>
+      </w:r>
+      <w:proofErr w:type="spellStart"/>
+      <w:r>
+        <w:rPr>
+          <w:rFonts w:asciiTheme="minorBidi" w:hAnsiTheme="minorBidi"/>
+        </w:rPr>
+        <w:t>1fr</w:t>
+      </w:r>
+      <w:proofErr w:type="spellEnd"/>
+      <w:r>
+        <w:rPr>
+          <w:rFonts w:asciiTheme="minorBidi" w:hAnsiTheme="minorBidi"/>
+        </w:rPr>
+        <w:t>;</w:t>
       </w:r>
       <w:r>
         <w:rPr>
@@ -32518,11 +33759,19 @@
         </w:rPr>
         <w:t>למעלה/למטה 30</w:t>
       </w:r>
-      <w:r>
-        <w:rPr>
-          <w:rFonts w:asciiTheme="minorBidi" w:hAnsiTheme="minorBidi"/>
-        </w:rPr>
-        <w:t xml:space="preserve">px </w:t>
+      <w:proofErr w:type="spellStart"/>
+      <w:r>
+        <w:rPr>
+          <w:rFonts w:asciiTheme="minorBidi" w:hAnsiTheme="minorBidi"/>
+        </w:rPr>
+        <w:t>px</w:t>
+      </w:r>
+      <w:proofErr w:type="spellEnd"/>
+      <w:r>
+        <w:rPr>
+          <w:rFonts w:asciiTheme="minorBidi" w:hAnsiTheme="minorBidi"/>
+        </w:rPr>
+        <w:t xml:space="preserve"> </w:t>
       </w:r>
       <w:r>
         <w:rPr>
@@ -32538,11 +33787,19 @@
         </w:rPr>
         <w:t>ימין/שמאל 20</w:t>
       </w:r>
-      <w:r>
-        <w:rPr>
-          <w:rFonts w:asciiTheme="minorBidi" w:hAnsiTheme="minorBidi"/>
-        </w:rPr>
-        <w:t xml:space="preserve">px </w:t>
+      <w:proofErr w:type="spellStart"/>
+      <w:r>
+        <w:rPr>
+          <w:rFonts w:asciiTheme="minorBidi" w:hAnsiTheme="minorBidi"/>
+        </w:rPr>
+        <w:t>px</w:t>
+      </w:r>
+      <w:proofErr w:type="spellEnd"/>
+      <w:r>
+        <w:rPr>
+          <w:rFonts w:asciiTheme="minorBidi" w:hAnsiTheme="minorBidi"/>
+        </w:rPr>
+        <w:t xml:space="preserve"> </w:t>
       </w:r>
       <w:r>
         <w:rPr>
@@ -32791,7 +34048,7 @@
                     <pic:cNvPicPr/>
                   </pic:nvPicPr>
                   <pic:blipFill>
-                    <a:blip r:embed="rId31"/>
+                    <a:blip r:embed="rId32"/>
                     <a:stretch>
                       <a:fillRect/>
                     </a:stretch>
@@ -33334,6 +34591,7 @@
         </w:rPr>
         <w:t xml:space="preserve">, </w:t>
       </w:r>
+      <w:proofErr w:type="spellStart"/>
       <w:r>
         <w:rPr>
           <w:rFonts w:asciiTheme="minorBidi" w:hAnsiTheme="minorBidi"/>
@@ -33341,6 +34599,7 @@
         </w:rPr>
         <w:t>דשבורדים</w:t>
       </w:r>
+      <w:proofErr w:type="spellEnd"/>
       <w:r>
         <w:rPr>
           <w:rFonts w:asciiTheme="minorBidi" w:hAnsiTheme="minorBidi" w:hint="cs"/>
@@ -33627,8 +34886,16 @@
         <w:rPr>
           <w:rFonts w:asciiTheme="minorBidi" w:hAnsiTheme="minorBidi"/>
         </w:rPr>
-        <w:t>html lang="en</w:t>
-      </w:r>
+        <w:t>html lang="</w:t>
+      </w:r>
+      <w:proofErr w:type="spellStart"/>
+      <w:r>
+        <w:rPr>
+          <w:rFonts w:asciiTheme="minorBidi" w:hAnsiTheme="minorBidi"/>
+        </w:rPr>
+        <w:t>en</w:t>
+      </w:r>
+      <w:proofErr w:type="spellEnd"/>
       <w:r>
         <w:rPr>
           <w:rFonts w:asciiTheme="minorBidi" w:hAnsiTheme="minorBidi" w:cs="Arial"/>
@@ -34155,8 +35422,16 @@
         <w:rPr>
           <w:rFonts w:asciiTheme="minorBidi" w:hAnsiTheme="minorBidi"/>
         </w:rPr>
-        <w:t>background-color: lightblue</w:t>
-      </w:r>
+        <w:t xml:space="preserve">background-color: </w:t>
+      </w:r>
+      <w:proofErr w:type="spellStart"/>
+      <w:r>
+        <w:rPr>
+          <w:rFonts w:asciiTheme="minorBidi" w:hAnsiTheme="minorBidi"/>
+        </w:rPr>
+        <w:t>lightblue</w:t>
+      </w:r>
+      <w:proofErr w:type="spellEnd"/>
       <w:r>
         <w:rPr>
           <w:rFonts w:asciiTheme="minorBidi" w:hAnsiTheme="minorBidi" w:cs="Arial"/>
@@ -34359,6 +35634,7 @@
         </w:rPr>
         <w:t xml:space="preserve">: </w:t>
       </w:r>
+      <w:proofErr w:type="spellStart"/>
       <w:r>
         <w:rPr>
           <w:rFonts w:asciiTheme="minorBidi" w:hAnsiTheme="minorBidi" w:cs="Arial" w:hint="cs"/>
@@ -34366,6 +35642,7 @@
         </w:rPr>
         <w:t>רספונסיביות</w:t>
       </w:r>
+      <w:proofErr w:type="spellEnd"/>
       <w:r>
         <w:rPr>
           <w:rFonts w:asciiTheme="minorBidi" w:hAnsiTheme="minorBidi" w:cs="Arial"/>
@@ -35171,7 +36448,7 @@
                     <pic:cNvPicPr/>
                   </pic:nvPicPr>
                   <pic:blipFill>
-                    <a:blip r:embed="rId32"/>
+                    <a:blip r:embed="rId33"/>
                     <a:stretch>
                       <a:fillRect/>
                     </a:stretch>
@@ -35321,8 +36598,17 @@
           <w:rFonts w:asciiTheme="minorBidi" w:hAnsiTheme="minorBidi"/>
           <w:rtl/>
         </w:rPr>
-        <w:t>זו הקופסה הגדולה שמחזיקה הכל</w:t>
-      </w:r>
+        <w:t xml:space="preserve">זו הקופסה הגדולה שמחזיקה </w:t>
+      </w:r>
+      <w:proofErr w:type="spellStart"/>
+      <w:r>
+        <w:rPr>
+          <w:rFonts w:asciiTheme="minorBidi" w:hAnsiTheme="minorBidi"/>
+          <w:rtl/>
+        </w:rPr>
+        <w:t>הכל</w:t>
+      </w:r>
+      <w:proofErr w:type="spellEnd"/>
       <w:r>
         <w:rPr>
           <w:rFonts w:asciiTheme="minorBidi" w:hAnsiTheme="minorBidi" w:hint="cs"/>
@@ -35535,7 +36821,49 @@
         <w:rPr>
           <w:rFonts w:asciiTheme="minorBidi" w:hAnsiTheme="minorBidi"/>
         </w:rPr>
-        <w:t>|  box   |   box   |   box   |</w:t>
+        <w:t xml:space="preserve">|  </w:t>
+      </w:r>
+      <w:proofErr w:type="spellStart"/>
+      <w:r>
+        <w:rPr>
+          <w:rFonts w:asciiTheme="minorBidi" w:hAnsiTheme="minorBidi"/>
+        </w:rPr>
+        <w:t>box</w:t>
+      </w:r>
+      <w:proofErr w:type="spellEnd"/>
+      <w:r>
+        <w:rPr>
+          <w:rFonts w:asciiTheme="minorBidi" w:hAnsiTheme="minorBidi"/>
+        </w:rPr>
+        <w:t xml:space="preserve">   |   </w:t>
+      </w:r>
+      <w:proofErr w:type="spellStart"/>
+      <w:r>
+        <w:rPr>
+          <w:rFonts w:asciiTheme="minorBidi" w:hAnsiTheme="minorBidi"/>
+        </w:rPr>
+        <w:t>box</w:t>
+      </w:r>
+      <w:proofErr w:type="spellEnd"/>
+      <w:r>
+        <w:rPr>
+          <w:rFonts w:asciiTheme="minorBidi" w:hAnsiTheme="minorBidi"/>
+        </w:rPr>
+        <w:t xml:space="preserve">   |   </w:t>
+      </w:r>
+      <w:proofErr w:type="spellStart"/>
+      <w:r>
+        <w:rPr>
+          <w:rFonts w:asciiTheme="minorBidi" w:hAnsiTheme="minorBidi"/>
+        </w:rPr>
+        <w:t>box</w:t>
+      </w:r>
+      <w:proofErr w:type="spellEnd"/>
+      <w:r>
+        <w:rPr>
+          <w:rFonts w:asciiTheme="minorBidi" w:hAnsiTheme="minorBidi"/>
+        </w:rPr>
+        <w:t xml:space="preserve">   |</w:t>
       </w:r>
     </w:p>
     <w:p>
@@ -35633,11 +36961,19 @@
         </w:rPr>
         <w:t>מוסיף רווח של 20</w:t>
       </w:r>
-      <w:r>
-        <w:rPr>
-          <w:rFonts w:asciiTheme="minorBidi" w:hAnsiTheme="minorBidi"/>
-        </w:rPr>
-        <w:t xml:space="preserve">px </w:t>
+      <w:proofErr w:type="spellStart"/>
+      <w:r>
+        <w:rPr>
+          <w:rFonts w:asciiTheme="minorBidi" w:hAnsiTheme="minorBidi"/>
+        </w:rPr>
+        <w:t>px</w:t>
+      </w:r>
+      <w:proofErr w:type="spellEnd"/>
+      <w:r>
+        <w:rPr>
+          <w:rFonts w:asciiTheme="minorBidi" w:hAnsiTheme="minorBidi"/>
+        </w:rPr>
+        <w:t xml:space="preserve"> </w:t>
       </w:r>
       <w:r>
         <w:rPr>
@@ -35878,7 +37214,21 @@
         <w:rPr>
           <w:rFonts w:asciiTheme="minorBidi" w:hAnsiTheme="minorBidi"/>
         </w:rPr>
-        <w:t>background-color: lightblue;</w:t>
+        <w:t xml:space="preserve">background-color: </w:t>
+      </w:r>
+      <w:proofErr w:type="spellStart"/>
+      <w:r>
+        <w:rPr>
+          <w:rFonts w:asciiTheme="minorBidi" w:hAnsiTheme="minorBidi"/>
+        </w:rPr>
+        <w:t>lightblue</w:t>
+      </w:r>
+      <w:proofErr w:type="spellEnd"/>
+      <w:r>
+        <w:rPr>
+          <w:rFonts w:asciiTheme="minorBidi" w:hAnsiTheme="minorBidi"/>
+        </w:rPr>
+        <w:t>;</w:t>
       </w:r>
       <w:r>
         <w:rPr>
@@ -36116,7 +37466,49 @@
         <w:rPr>
           <w:rFonts w:asciiTheme="minorBidi" w:hAnsiTheme="minorBidi"/>
         </w:rPr>
-        <w:t>|   box   |   box   |   box   |</w:t>
+        <w:t xml:space="preserve">|   </w:t>
+      </w:r>
+      <w:proofErr w:type="spellStart"/>
+      <w:r>
+        <w:rPr>
+          <w:rFonts w:asciiTheme="minorBidi" w:hAnsiTheme="minorBidi"/>
+        </w:rPr>
+        <w:t>box</w:t>
+      </w:r>
+      <w:proofErr w:type="spellEnd"/>
+      <w:r>
+        <w:rPr>
+          <w:rFonts w:asciiTheme="minorBidi" w:hAnsiTheme="minorBidi"/>
+        </w:rPr>
+        <w:t xml:space="preserve">   |   </w:t>
+      </w:r>
+      <w:proofErr w:type="spellStart"/>
+      <w:r>
+        <w:rPr>
+          <w:rFonts w:asciiTheme="minorBidi" w:hAnsiTheme="minorBidi"/>
+        </w:rPr>
+        <w:t>box</w:t>
+      </w:r>
+      <w:proofErr w:type="spellEnd"/>
+      <w:r>
+        <w:rPr>
+          <w:rFonts w:asciiTheme="minorBidi" w:hAnsiTheme="minorBidi"/>
+        </w:rPr>
+        <w:t xml:space="preserve">   |   </w:t>
+      </w:r>
+      <w:proofErr w:type="spellStart"/>
+      <w:r>
+        <w:rPr>
+          <w:rFonts w:asciiTheme="minorBidi" w:hAnsiTheme="minorBidi"/>
+        </w:rPr>
+        <w:t>box</w:t>
+      </w:r>
+      <w:proofErr w:type="spellEnd"/>
+      <w:r>
+        <w:rPr>
+          <w:rFonts w:asciiTheme="minorBidi" w:hAnsiTheme="minorBidi"/>
+        </w:rPr>
+        <w:t xml:space="preserve">   |</w:t>
       </w:r>
     </w:p>
     <w:p>
@@ -36942,7 +38334,63 @@
         <w:rPr>
           <w:rFonts w:asciiTheme="minorBidi" w:hAnsiTheme="minorBidi"/>
         </w:rPr>
-        <w:t>5. Units (px, em, rem, percentage, vw/vh)</w:t>
+        <w:t>5. Units (</w:t>
+      </w:r>
+      <w:proofErr w:type="spellStart"/>
+      <w:r>
+        <w:rPr>
+          <w:rFonts w:asciiTheme="minorBidi" w:hAnsiTheme="minorBidi"/>
+        </w:rPr>
+        <w:t>px</w:t>
+      </w:r>
+      <w:proofErr w:type="spellEnd"/>
+      <w:r>
+        <w:rPr>
+          <w:rFonts w:asciiTheme="minorBidi" w:hAnsiTheme="minorBidi"/>
+        </w:rPr>
+        <w:t xml:space="preserve">, </w:t>
+      </w:r>
+      <w:proofErr w:type="spellStart"/>
+      <w:r>
+        <w:rPr>
+          <w:rFonts w:asciiTheme="minorBidi" w:hAnsiTheme="minorBidi"/>
+        </w:rPr>
+        <w:t>em</w:t>
+      </w:r>
+      <w:proofErr w:type="spellEnd"/>
+      <w:r>
+        <w:rPr>
+          <w:rFonts w:asciiTheme="minorBidi" w:hAnsiTheme="minorBidi"/>
+        </w:rPr>
+        <w:t xml:space="preserve">, rem, percentage, </w:t>
+      </w:r>
+      <w:proofErr w:type="spellStart"/>
+      <w:r>
+        <w:rPr>
+          <w:rFonts w:asciiTheme="minorBidi" w:hAnsiTheme="minorBidi"/>
+        </w:rPr>
+        <w:t>vw</w:t>
+      </w:r>
+      <w:proofErr w:type="spellEnd"/>
+      <w:r>
+        <w:rPr>
+          <w:rFonts w:asciiTheme="minorBidi" w:hAnsiTheme="minorBidi"/>
+        </w:rPr>
+        <w:t>/</w:t>
+      </w:r>
+      <w:proofErr w:type="spellStart"/>
+      <w:r>
+        <w:rPr>
+          <w:rFonts w:asciiTheme="minorBidi" w:hAnsiTheme="minorBidi"/>
+        </w:rPr>
+        <w:t>vh</w:t>
+      </w:r>
+      <w:proofErr w:type="spellEnd"/>
+      <w:r>
+        <w:rPr>
+          <w:rFonts w:asciiTheme="minorBidi" w:hAnsiTheme="minorBidi"/>
+        </w:rPr>
+        <w:t>)</w:t>
       </w:r>
       <w:r>
         <w:rPr>
@@ -37174,29 +38622,61 @@
         <w:rPr>
           <w:rFonts w:asciiTheme="minorBidi" w:hAnsiTheme="minorBidi"/>
         </w:rPr>
-        <w:t> Adding advanced positioning behaviors to elements.</w:t>
-      </w:r>
-      <w:r>
-        <w:rPr>
-          <w:rFonts w:asciiTheme="minorBidi" w:hAnsiTheme="minorBidi"/>
-          <w:b/>
-          <w:bCs/>
-        </w:rPr>
-        <w:t>Sticky:</w:t>
-      </w:r>
-      <w:r>
-        <w:rPr>
-          <w:rFonts w:asciiTheme="minorBidi" w:hAnsiTheme="minorBidi"/>
-        </w:rPr>
-        <w:t> Add a top navigation menu to a page that has a lot of text (so it can be scrolled). Set the menu to position: sticky; top: 0;. Scroll down and see how it "sticks" to the top of the viewport.</w:t>
-      </w:r>
-      <w:r>
-        <w:rPr>
-          <w:rFonts w:asciiTheme="minorBidi" w:hAnsiTheme="minorBidi"/>
-          <w:b/>
-          <w:bCs/>
-        </w:rPr>
-        <w:t>Relative + Absolute:</w:t>
+        <w:t xml:space="preserve"> Adding advanced positioning behaviors to </w:t>
+      </w:r>
+      <w:proofErr w:type="spellStart"/>
+      <w:r>
+        <w:rPr>
+          <w:rFonts w:asciiTheme="minorBidi" w:hAnsiTheme="minorBidi"/>
+        </w:rPr>
+        <w:t>elements.</w:t>
+      </w:r>
+      <w:r>
+        <w:rPr>
+          <w:rFonts w:asciiTheme="minorBidi" w:hAnsiTheme="minorBidi"/>
+          <w:b/>
+          <w:bCs/>
+        </w:rPr>
+        <w:t>Sticky</w:t>
+      </w:r>
+      <w:proofErr w:type="spellEnd"/>
+      <w:r>
+        <w:rPr>
+          <w:rFonts w:asciiTheme="minorBidi" w:hAnsiTheme="minorBidi"/>
+          <w:b/>
+          <w:bCs/>
+        </w:rPr>
+        <w:t>:</w:t>
+      </w:r>
+      <w:r>
+        <w:rPr>
+          <w:rFonts w:asciiTheme="minorBidi" w:hAnsiTheme="minorBidi"/>
+        </w:rPr>
+        <w:t xml:space="preserve"> Add a top navigation menu to a page that has a lot of text (so it can be scrolled). Set the menu to position: sticky; top: 0;. Scroll down and see how it "sticks" to the top of the </w:t>
+      </w:r>
+      <w:proofErr w:type="spellStart"/>
+      <w:r>
+        <w:rPr>
+          <w:rFonts w:asciiTheme="minorBidi" w:hAnsiTheme="minorBidi"/>
+        </w:rPr>
+        <w:t>viewport.</w:t>
+      </w:r>
+      <w:r>
+        <w:rPr>
+          <w:rFonts w:asciiTheme="minorBidi" w:hAnsiTheme="minorBidi"/>
+          <w:b/>
+          <w:bCs/>
+        </w:rPr>
+        <w:t>Relative</w:t>
+      </w:r>
+      <w:proofErr w:type="spellEnd"/>
+      <w:r>
+        <w:rPr>
+          <w:rFonts w:asciiTheme="minorBidi" w:hAnsiTheme="minorBidi"/>
+          <w:b/>
+          <w:bCs/>
+        </w:rPr>
+        <w:t xml:space="preserve"> + Absolute:</w:t>
       </w:r>
       <w:r>
         <w:rPr>
@@ -37209,15 +38689,31 @@
           <w:rFonts w:asciiTheme="minorBidi" w:hAnsiTheme="minorBidi"/>
         </w:rPr>
         <w:lastRenderedPageBreak/>
-        <w:t>pixels (this is the parent). Give it position: relative. Inside it, create a small box sized 50x50 and color it red (this is the child). Give the child position: absolute and use bottom: 10px and right: 10px to place it in the bottom-right corner of the parent.</w:t>
-      </w:r>
-      <w:r>
-        <w:rPr>
-          <w:rFonts w:asciiTheme="minorBidi" w:hAnsiTheme="minorBidi"/>
-          <w:b/>
-          <w:bCs/>
-        </w:rPr>
-        <w:t>Fixed:</w:t>
+        <w:t xml:space="preserve">pixels (this is the parent). Give it position: relative. Inside it, create a small box sized 50x50 and color it red (this is the child). Give the child position: absolute and use bottom: 10px and right: 10px to place it in the bottom-right corner of the </w:t>
+      </w:r>
+      <w:proofErr w:type="spellStart"/>
+      <w:r>
+        <w:rPr>
+          <w:rFonts w:asciiTheme="minorBidi" w:hAnsiTheme="minorBidi"/>
+        </w:rPr>
+        <w:t>parent.</w:t>
+      </w:r>
+      <w:r>
+        <w:rPr>
+          <w:rFonts w:asciiTheme="minorBidi" w:hAnsiTheme="minorBidi"/>
+          <w:b/>
+          <w:bCs/>
+        </w:rPr>
+        <w:t>Fixed</w:t>
+      </w:r>
+      <w:proofErr w:type="spellEnd"/>
+      <w:r>
+        <w:rPr>
+          <w:rFonts w:asciiTheme="minorBidi" w:hAnsiTheme="minorBidi"/>
+          <w:b/>
+          <w:bCs/>
+        </w:rPr>
+        <w:t>:</w:t>
       </w:r>
       <w:r>
         <w:rPr>
@@ -37900,7 +39396,21 @@
           <w:rFonts w:asciiTheme="minorBidi" w:hAnsiTheme="minorBidi"/>
         </w:rPr>
         <w:br/>
-        <w:t xml:space="preserve">  background: lightblue;</w:t>
+        <w:t xml:space="preserve">  background: </w:t>
+      </w:r>
+      <w:proofErr w:type="spellStart"/>
+      <w:r>
+        <w:rPr>
+          <w:rFonts w:asciiTheme="minorBidi" w:hAnsiTheme="minorBidi"/>
+        </w:rPr>
+        <w:t>lightblue</w:t>
+      </w:r>
+      <w:proofErr w:type="spellEnd"/>
+      <w:r>
+        <w:rPr>
+          <w:rFonts w:asciiTheme="minorBidi" w:hAnsiTheme="minorBidi"/>
+        </w:rPr>
+        <w:t>;</w:t>
       </w:r>
       <w:r>
         <w:rPr>
@@ -38904,7 +40414,21 @@
           <w:rFonts w:asciiTheme="minorBidi" w:hAnsiTheme="minorBidi"/>
         </w:rPr>
         <w:br/>
-        <w:t xml:space="preserve">  background: lightyellow;</w:t>
+        <w:t xml:space="preserve">  background: </w:t>
+      </w:r>
+      <w:proofErr w:type="spellStart"/>
+      <w:r>
+        <w:rPr>
+          <w:rFonts w:asciiTheme="minorBidi" w:hAnsiTheme="minorBidi"/>
+        </w:rPr>
+        <w:t>lightyellow</w:t>
+      </w:r>
+      <w:proofErr w:type="spellEnd"/>
+      <w:r>
+        <w:rPr>
+          <w:rFonts w:asciiTheme="minorBidi" w:hAnsiTheme="minorBidi"/>
+        </w:rPr>
+        <w:t>;</w:t>
       </w:r>
       <w:r>
         <w:rPr>
@@ -39275,7 +40799,21 @@
           <w:rFonts w:asciiTheme="minorBidi" w:hAnsiTheme="minorBidi"/>
         </w:rPr>
         <w:br/>
-        <w:t xml:space="preserve">  background: lightgreen;</w:t>
+        <w:t xml:space="preserve">  background: </w:t>
+      </w:r>
+      <w:proofErr w:type="spellStart"/>
+      <w:r>
+        <w:rPr>
+          <w:rFonts w:asciiTheme="minorBidi" w:hAnsiTheme="minorBidi"/>
+        </w:rPr>
+        <w:t>lightgreen</w:t>
+      </w:r>
+      <w:proofErr w:type="spellEnd"/>
+      <w:r>
+        <w:rPr>
+          <w:rFonts w:asciiTheme="minorBidi" w:hAnsiTheme="minorBidi"/>
+        </w:rPr>
+        <w:t>;</w:t>
       </w:r>
       <w:r>
         <w:rPr>
@@ -39336,7 +40874,21 @@
           <w:rFonts w:asciiTheme="minorBidi" w:hAnsiTheme="minorBidi"/>
         </w:rPr>
         <w:br/>
-        <w:t xml:space="preserve">  background: lightcoral;</w:t>
+        <w:t xml:space="preserve">  background: </w:t>
+      </w:r>
+      <w:proofErr w:type="spellStart"/>
+      <w:r>
+        <w:rPr>
+          <w:rFonts w:asciiTheme="minorBidi" w:hAnsiTheme="minorBidi"/>
+        </w:rPr>
+        <w:t>lightcoral</w:t>
+      </w:r>
+      <w:proofErr w:type="spellEnd"/>
+      <w:r>
+        <w:rPr>
+          <w:rFonts w:asciiTheme="minorBidi" w:hAnsiTheme="minorBidi"/>
+        </w:rPr>
+        <w:t>;</w:t>
       </w:r>
       <w:r>
         <w:rPr>
@@ -39560,6 +41112,7 @@
           <w:rtl/>
         </w:rPr>
       </w:pPr>
+      <w:proofErr w:type="spellStart"/>
       <w:r>
         <w:rPr>
           <w:rFonts w:asciiTheme="minorBidi" w:hAnsiTheme="minorBidi"/>
@@ -39576,6 +41129,7 @@
         </w:rPr>
         <w:t>h</w:t>
       </w:r>
+      <w:proofErr w:type="spellEnd"/>
       <w:r>
         <w:rPr>
           <w:rFonts w:asciiTheme="minorBidi" w:hAnsiTheme="minorBidi" w:hint="cs"/>
@@ -39676,11 +41230,19 @@
         </w:rPr>
         <w:t>16</w:t>
       </w:r>
-      <w:r>
-        <w:rPr>
-          <w:rFonts w:asciiTheme="minorBidi" w:hAnsiTheme="minorBidi"/>
-        </w:rPr>
-        <w:t>px = 32px</w:t>
+      <w:proofErr w:type="spellStart"/>
+      <w:r>
+        <w:rPr>
+          <w:rFonts w:asciiTheme="minorBidi" w:hAnsiTheme="minorBidi"/>
+        </w:rPr>
+        <w:t>px</w:t>
+      </w:r>
+      <w:proofErr w:type="spellEnd"/>
+      <w:r>
+        <w:rPr>
+          <w:rFonts w:asciiTheme="minorBidi" w:hAnsiTheme="minorBidi"/>
+        </w:rPr>
+        <w:t xml:space="preserve"> = 32px</w:t>
       </w:r>
       <w:r>
         <w:rPr>
@@ -39696,6 +41258,7 @@
           <w:rFonts w:asciiTheme="minorBidi" w:hAnsiTheme="minorBidi"/>
         </w:rPr>
       </w:pPr>
+      <w:proofErr w:type="spellStart"/>
       <w:r>
         <w:rPr>
           <w:rFonts w:asciiTheme="minorBidi" w:hAnsiTheme="minorBidi"/>
@@ -39704,6 +41267,7 @@
         </w:rPr>
         <w:t>em</w:t>
       </w:r>
+      <w:proofErr w:type="spellEnd"/>
       <w:r>
         <w:rPr>
           <w:rFonts w:asciiTheme="minorBidi" w:hAnsiTheme="minorBidi" w:hint="cs"/>
@@ -40204,6 +41768,7 @@
         </w:rPr>
         <w:t xml:space="preserve">6 - </w:t>
       </w:r>
+      <w:proofErr w:type="spellStart"/>
       <w:r>
         <w:rPr>
           <w:rFonts w:asciiTheme="minorBidi" w:hAnsiTheme="minorBidi"/>
@@ -40211,6 +41776,7 @@
         </w:rPr>
         <w:t>רספונסיבי</w:t>
       </w:r>
+      <w:proofErr w:type="spellEnd"/>
     </w:p>
     <w:p>
       <w:pPr>
@@ -40568,8 +42134,18 @@
           <w:b/>
           <w:bCs/>
         </w:rPr>
-        <w:t>git init</w:t>
-      </w:r>
+        <w:t xml:space="preserve">git </w:t>
+      </w:r>
+      <w:proofErr w:type="spellStart"/>
+      <w:r>
+        <w:rPr>
+          <w:rFonts w:asciiTheme="minorBidi" w:hAnsiTheme="minorBidi"/>
+          <w:b/>
+          <w:bCs/>
+        </w:rPr>
+        <w:t>init</w:t>
+      </w:r>
+      <w:proofErr w:type="spellEnd"/>
       <w:r>
         <w:rPr>
           <w:rFonts w:asciiTheme="minorBidi" w:hAnsiTheme="minorBidi" w:hint="cs"/>
@@ -41868,11 +43444,19 @@
         </w:rPr>
         <w:t xml:space="preserve"> או</w:t>
       </w:r>
-      <w:r>
-        <w:rPr>
-          <w:rFonts w:asciiTheme="minorBidi" w:hAnsiTheme="minorBidi"/>
-        </w:rPr>
-        <w:t xml:space="preserve">gitignore </w:t>
+      <w:proofErr w:type="spellStart"/>
+      <w:r>
+        <w:rPr>
+          <w:rFonts w:asciiTheme="minorBidi" w:hAnsiTheme="minorBidi"/>
+        </w:rPr>
+        <w:t>gitignore</w:t>
+      </w:r>
+      <w:proofErr w:type="spellEnd"/>
+      <w:r>
+        <w:rPr>
+          <w:rFonts w:asciiTheme="minorBidi" w:hAnsiTheme="minorBidi"/>
+        </w:rPr>
+        <w:t xml:space="preserve"> </w:t>
       </w:r>
       <w:r>
         <w:rPr>
@@ -42047,8 +43631,16 @@
         <w:rPr>
           <w:rFonts w:asciiTheme="minorBidi" w:hAnsiTheme="minorBidi"/>
         </w:rPr>
-        <w:t>git init</w:t>
-      </w:r>
+        <w:t xml:space="preserve">git </w:t>
+      </w:r>
+      <w:proofErr w:type="spellStart"/>
+      <w:r>
+        <w:rPr>
+          <w:rFonts w:asciiTheme="minorBidi" w:hAnsiTheme="minorBidi"/>
+        </w:rPr>
+        <w:t>init</w:t>
+      </w:r>
+      <w:proofErr w:type="spellEnd"/>
     </w:p>
     <w:p>
       <w:pPr>
@@ -42229,7 +43821,21 @@
         <w:rPr>
           <w:rFonts w:asciiTheme="minorBidi" w:hAnsiTheme="minorBidi"/>
         </w:rPr>
-        <w:t>git config --global user.email "your@email.com"</w:t>
+        <w:t xml:space="preserve">git config --global </w:t>
+      </w:r>
+      <w:proofErr w:type="spellStart"/>
+      <w:r>
+        <w:rPr>
+          <w:rFonts w:asciiTheme="minorBidi" w:hAnsiTheme="minorBidi"/>
+        </w:rPr>
+        <w:t>user.email</w:t>
+      </w:r>
+      <w:proofErr w:type="spellEnd"/>
+      <w:r>
+        <w:rPr>
+          <w:rFonts w:asciiTheme="minorBidi" w:hAnsiTheme="minorBidi"/>
+        </w:rPr>
+        <w:t xml:space="preserve"> "your@email.com"</w:t>
       </w:r>
     </w:p>
     <w:p>
@@ -42565,7 +44171,7 @@
                     <pic:cNvPicPr/>
                   </pic:nvPicPr>
                   <pic:blipFill>
-                    <a:blip r:embed="rId33"/>
+                    <a:blip r:embed="rId34"/>
                     <a:stretch>
                       <a:fillRect/>
                     </a:stretch>
@@ -42813,7 +44419,27 @@
           <w:bCs/>
           <w:rtl/>
         </w:rPr>
-        <w:t xml:space="preserve">ביצוע שינויים בפרוייקט - </w:t>
+        <w:t xml:space="preserve">ביצוע שינויים </w:t>
+      </w:r>
+      <w:proofErr w:type="spellStart"/>
+      <w:r>
+        <w:rPr>
+          <w:rFonts w:ascii="Segoe UI Emoji" w:hAnsi="Segoe UI Emoji" w:cs="Arial" w:hint="cs"/>
+          <w:b/>
+          <w:bCs/>
+          <w:rtl/>
+        </w:rPr>
+        <w:t>בפרוייקט</w:t>
+      </w:r>
+      <w:proofErr w:type="spellEnd"/>
+      <w:r>
+        <w:rPr>
+          <w:rFonts w:ascii="Segoe UI Emoji" w:hAnsi="Segoe UI Emoji" w:cs="Arial" w:hint="cs"/>
+          <w:b/>
+          <w:bCs/>
+          <w:rtl/>
+        </w:rPr>
+        <w:t xml:space="preserve"> - </w:t>
       </w:r>
       <w:r>
         <w:rPr>
@@ -43443,8 +45069,16 @@
         <w:rPr>
           <w:rFonts w:asciiTheme="minorBidi" w:hAnsiTheme="minorBidi"/>
         </w:rPr>
-        <w:t xml:space="preserve"> init</w:t>
-      </w:r>
+        <w:t xml:space="preserve"> </w:t>
+      </w:r>
+      <w:proofErr w:type="spellStart"/>
+      <w:r>
+        <w:rPr>
+          <w:rFonts w:asciiTheme="minorBidi" w:hAnsiTheme="minorBidi"/>
+        </w:rPr>
+        <w:t>init</w:t>
+      </w:r>
+      <w:proofErr w:type="spellEnd"/>
       <w:r>
         <w:rPr>
           <w:rFonts w:asciiTheme="minorBidi" w:hAnsiTheme="minorBidi"/>
@@ -43629,7 +45263,7 @@
           <w:rFonts w:asciiTheme="minorBidi" w:hAnsiTheme="minorBidi"/>
         </w:rPr>
       </w:pPr>
-      <w:hyperlink r:id="rId34" w:history="1">
+      <w:hyperlink r:id="rId35" w:history="1">
         <w:r>
           <w:rPr>
             <w:rStyle w:val="Hyperlink"/>
@@ -43660,7 +45294,7 @@
           <w:rtl/>
         </w:rPr>
       </w:pPr>
-      <w:hyperlink r:id="rId35" w:history="1">
+      <w:hyperlink r:id="rId36" w:history="1">
         <w:r>
           <w:rPr>
             <w:rStyle w:val="Hyperlink"/>
@@ -43764,7 +45398,21 @@
         <w:rPr>
           <w:rFonts w:asciiTheme="minorBidi" w:hAnsiTheme="minorBidi"/>
         </w:rPr>
-        <w:t>Animations (CSS Transitions) Instructions:Create a &lt;nav&gt; element that acts as a top navigation bar for a website.</w:t>
+        <w:t xml:space="preserve">Animations (CSS Transitions) </w:t>
+      </w:r>
+      <w:proofErr w:type="spellStart"/>
+      <w:r>
+        <w:rPr>
+          <w:rFonts w:asciiTheme="minorBidi" w:hAnsiTheme="minorBidi"/>
+        </w:rPr>
+        <w:t>Instructions:Create</w:t>
+      </w:r>
+      <w:proofErr w:type="spellEnd"/>
+      <w:r>
+        <w:rPr>
+          <w:rFonts w:asciiTheme="minorBidi" w:hAnsiTheme="minorBidi"/>
+        </w:rPr>
+        <w:t xml:space="preserve"> a &lt;nav&gt; element that acts as a top navigation bar for a website.</w:t>
       </w:r>
       <w:r>
         <w:rPr>
@@ -43806,7 +45454,21 @@
         <w:rPr>
           <w:rFonts w:asciiTheme="minorBidi" w:hAnsiTheme="minorBidi"/>
         </w:rPr>
-        <w:t xml:space="preserve">Animations: Add a smooth CSS transition to the anchors. When the user hovers over a link, its background color should change and it should slightly move up (using transform: translateY). </w:t>
+        <w:t xml:space="preserve">Animations: Add a smooth CSS transition to the anchors. When the user hovers over a link, its background color should change and it should slightly move up (using transform: </w:t>
+      </w:r>
+      <w:proofErr w:type="spellStart"/>
+      <w:r>
+        <w:rPr>
+          <w:rFonts w:asciiTheme="minorBidi" w:hAnsiTheme="minorBidi"/>
+        </w:rPr>
+        <w:t>translateY</w:t>
+      </w:r>
+      <w:proofErr w:type="spellEnd"/>
+      <w:r>
+        <w:rPr>
+          <w:rFonts w:asciiTheme="minorBidi" w:hAnsiTheme="minorBidi"/>
+        </w:rPr>
+        <w:t xml:space="preserve">). </w:t>
       </w:r>
     </w:p>
     <w:p>
@@ -43820,7 +45482,49 @@
         <w:rPr>
           <w:rFonts w:asciiTheme="minorBidi" w:hAnsiTheme="minorBidi"/>
         </w:rPr>
-        <w:t xml:space="preserve">Task 2: Responsive Product Gallery Instructions:Create a &lt;div&gt; container holding 5 to 6 product "cards" (simple &lt;div&gt; elements with a title and a placeholder image).Set the container to display: flex and ensure the cards wrap to the next line when the screen gets too small using flex-wrap.Use flex-basis to set the initial width of the cards (e.g., 250px).Use flex-grow so that if there is extra space on a row, the remaining cards expand to fill the row beautifully. Set flex-shrink to ensure they don't break the layout on very small screens.DevTools Challenge: Open your browser's Developer Tools (F12). Click the "Flex" badge next to your container in the HTML inspector. Take a screenshot of the Flexbox overlay lines showing how your cards are distributed, and submit it with your code. </w:t>
+        <w:t xml:space="preserve">Task 2: Responsive Product Gallery </w:t>
+      </w:r>
+      <w:proofErr w:type="spellStart"/>
+      <w:r>
+        <w:rPr>
+          <w:rFonts w:asciiTheme="minorBidi" w:hAnsiTheme="minorBidi"/>
+        </w:rPr>
+        <w:t>Instructions:Create</w:t>
+      </w:r>
+      <w:proofErr w:type="spellEnd"/>
+      <w:r>
+        <w:rPr>
+          <w:rFonts w:asciiTheme="minorBidi" w:hAnsiTheme="minorBidi"/>
+        </w:rPr>
+        <w:t xml:space="preserve"> a &lt;div&gt; container holding 5 to 6 product "cards" (simple &lt;div&gt; elements with a title and a placeholder image).Set the container to display: flex and ensure the cards wrap to the next line when the screen gets too small using flex-</w:t>
+      </w:r>
+      <w:proofErr w:type="spellStart"/>
+      <w:r>
+        <w:rPr>
+          <w:rFonts w:asciiTheme="minorBidi" w:hAnsiTheme="minorBidi"/>
+        </w:rPr>
+        <w:t>wrap.Use</w:t>
+      </w:r>
+      <w:proofErr w:type="spellEnd"/>
+      <w:r>
+        <w:rPr>
+          <w:rFonts w:asciiTheme="minorBidi" w:hAnsiTheme="minorBidi"/>
+        </w:rPr>
+        <w:t xml:space="preserve"> flex-basis to set the initial width of the cards (e.g., 250px).Use flex-grow so that if there is extra space on a row, the remaining cards expand to fill the row beautifully. Set flex-shrink to ensure they don't break the layout on very small </w:t>
+      </w:r>
+      <w:proofErr w:type="spellStart"/>
+      <w:r>
+        <w:rPr>
+          <w:rFonts w:asciiTheme="minorBidi" w:hAnsiTheme="minorBidi"/>
+        </w:rPr>
+        <w:t>screens.DevTools</w:t>
+      </w:r>
+      <w:proofErr w:type="spellEnd"/>
+      <w:r>
+        <w:rPr>
+          <w:rFonts w:asciiTheme="minorBidi" w:hAnsiTheme="minorBidi"/>
+        </w:rPr>
+        <w:t xml:space="preserve"> Challenge: Open your browser's Developer Tools (F12). Click the "Flex" badge next to your container in the HTML inspector. Take a screenshot of the Flexbox overlay lines showing how your cards are distributed, and submit it with your code. </w:t>
       </w:r>
     </w:p>
     <w:p>
@@ -43834,7 +45538,119 @@
         <w:rPr>
           <w:rFonts w:asciiTheme="minorBidi" w:hAnsiTheme="minorBidi"/>
         </w:rPr>
-        <w:t xml:space="preserve">Task 3: Interactive Leaderboard Table Animations Instructions:Build a structured HTML &lt;table&gt; displaying a "Top Users Leaderboard". Include a &lt;thead&gt; (Rank, Name, Score, Status) and a &lt;tbody&gt; with at least 4 rows of data.Style the table so it looks modern: collapse the borders, add padding to the cells (&lt;th&gt; and &lt;td&gt;), and align the text properly.Wrap the entire table in a container &lt;div&gt; and apply a distinct Box Shadow and rounded corners (border-radius) to make it look like a dashboard card.Animations: Add a hover effect to the table rows (tr:hover). When hovering over a row, its background color should smoothly transition to a light highlight color, making it easier to read the data. </w:t>
+        <w:t xml:space="preserve">Task 3: Interactive Leaderboard Table Animations </w:t>
+      </w:r>
+      <w:proofErr w:type="spellStart"/>
+      <w:r>
+        <w:rPr>
+          <w:rFonts w:asciiTheme="minorBidi" w:hAnsiTheme="minorBidi"/>
+        </w:rPr>
+        <w:t>Instructions:Build</w:t>
+      </w:r>
+      <w:proofErr w:type="spellEnd"/>
+      <w:r>
+        <w:rPr>
+          <w:rFonts w:asciiTheme="minorBidi" w:hAnsiTheme="minorBidi"/>
+        </w:rPr>
+        <w:t xml:space="preserve"> a structured HTML &lt;table&gt; displaying a "Top Users Leaderboard". Include a &lt;</w:t>
+      </w:r>
+      <w:proofErr w:type="spellStart"/>
+      <w:r>
+        <w:rPr>
+          <w:rFonts w:asciiTheme="minorBidi" w:hAnsiTheme="minorBidi"/>
+        </w:rPr>
+        <w:t>thead</w:t>
+      </w:r>
+      <w:proofErr w:type="spellEnd"/>
+      <w:r>
+        <w:rPr>
+          <w:rFonts w:asciiTheme="minorBidi" w:hAnsiTheme="minorBidi"/>
+        </w:rPr>
+        <w:t>&gt; (Rank, Name, Score, Status) and a &lt;</w:t>
+      </w:r>
+      <w:proofErr w:type="spellStart"/>
+      <w:r>
+        <w:rPr>
+          <w:rFonts w:asciiTheme="minorBidi" w:hAnsiTheme="minorBidi"/>
+        </w:rPr>
+        <w:t>tbody</w:t>
+      </w:r>
+      <w:proofErr w:type="spellEnd"/>
+      <w:r>
+        <w:rPr>
+          <w:rFonts w:asciiTheme="minorBidi" w:hAnsiTheme="minorBidi"/>
+        </w:rPr>
+        <w:t xml:space="preserve">&gt; with at least 4 rows of </w:t>
+      </w:r>
+      <w:proofErr w:type="spellStart"/>
+      <w:r>
+        <w:rPr>
+          <w:rFonts w:asciiTheme="minorBidi" w:hAnsiTheme="minorBidi"/>
+        </w:rPr>
+        <w:t>data.Style</w:t>
+      </w:r>
+      <w:proofErr w:type="spellEnd"/>
+      <w:r>
+        <w:rPr>
+          <w:rFonts w:asciiTheme="minorBidi" w:hAnsiTheme="minorBidi"/>
+        </w:rPr>
+        <w:t xml:space="preserve"> the table so it looks modern: collapse the borders, add padding to the cells (&lt;</w:t>
+      </w:r>
+      <w:proofErr w:type="spellStart"/>
+      <w:r>
+        <w:rPr>
+          <w:rFonts w:asciiTheme="minorBidi" w:hAnsiTheme="minorBidi"/>
+        </w:rPr>
+        <w:t>th</w:t>
+      </w:r>
+      <w:proofErr w:type="spellEnd"/>
+      <w:r>
+        <w:rPr>
+          <w:rFonts w:asciiTheme="minorBidi" w:hAnsiTheme="minorBidi"/>
+        </w:rPr>
+        <w:t xml:space="preserve">&gt; and &lt;td&gt;), and align the text </w:t>
+      </w:r>
+      <w:proofErr w:type="spellStart"/>
+      <w:r>
+        <w:rPr>
+          <w:rFonts w:asciiTheme="minorBidi" w:hAnsiTheme="minorBidi"/>
+        </w:rPr>
+        <w:t>properly.Wrap</w:t>
+      </w:r>
+      <w:proofErr w:type="spellEnd"/>
+      <w:r>
+        <w:rPr>
+          <w:rFonts w:asciiTheme="minorBidi" w:hAnsiTheme="minorBidi"/>
+        </w:rPr>
+        <w:t xml:space="preserve"> the entire table in a container &lt;div&gt; and apply a distinct Box Shadow and rounded corners (border-radius) to make it look like a dashboard </w:t>
+      </w:r>
+      <w:proofErr w:type="spellStart"/>
+      <w:r>
+        <w:rPr>
+          <w:rFonts w:asciiTheme="minorBidi" w:hAnsiTheme="minorBidi"/>
+        </w:rPr>
+        <w:t>card.Animations</w:t>
+      </w:r>
+      <w:proofErr w:type="spellEnd"/>
+      <w:r>
+        <w:rPr>
+          <w:rFonts w:asciiTheme="minorBidi" w:hAnsiTheme="minorBidi"/>
+        </w:rPr>
+        <w:t>: Add a hover effect to the table rows (</w:t>
+      </w:r>
+      <w:proofErr w:type="spellStart"/>
+      <w:r>
+        <w:rPr>
+          <w:rFonts w:asciiTheme="minorBidi" w:hAnsiTheme="minorBidi"/>
+        </w:rPr>
+        <w:t>tr:hover</w:t>
+      </w:r>
+      <w:proofErr w:type="spellEnd"/>
+      <w:r>
+        <w:rPr>
+          <w:rFonts w:asciiTheme="minorBidi" w:hAnsiTheme="minorBidi"/>
+        </w:rPr>
+        <w:t xml:space="preserve">). When hovering over a row, its background color should smoothly transition to a light highlight color, making it easier to read the data. </w:t>
       </w:r>
     </w:p>
     <w:p>
@@ -43848,14 +45664,84 @@
         <w:rPr>
           <w:rFonts w:asciiTheme="minorBidi" w:hAnsiTheme="minorBidi"/>
         </w:rPr>
-        <w:t xml:space="preserve">Task 4: The Dashboard Widget Grid Instructions:Create a main container &lt;div&gt; and apply display: grid.Define a grid layout with 3 columns and 2 rows using grid-template-columns and grid-template-rows. Create a gap between the grid items.Create 6 "widget" &lt;div&gt; elements inside the grid.Let's focus on the first widget. Inside this widget, add a short text (e.g., "No New Messages").Apply display: grid to this specific widget as well, and use the place-items: center property to perfectly center the text right in the middle of </w:t>
+        <w:t xml:space="preserve">Task 4: The Dashboard Widget Grid </w:t>
+      </w:r>
+      <w:proofErr w:type="spellStart"/>
+      <w:r>
+        <w:rPr>
+          <w:rFonts w:asciiTheme="minorBidi" w:hAnsiTheme="minorBidi"/>
+        </w:rPr>
+        <w:t>Instructions:Create</w:t>
+      </w:r>
+      <w:proofErr w:type="spellEnd"/>
+      <w:r>
+        <w:rPr>
+          <w:rFonts w:asciiTheme="minorBidi" w:hAnsiTheme="minorBidi"/>
+        </w:rPr>
+        <w:t xml:space="preserve"> a main container &lt;div&gt; and apply display: </w:t>
+      </w:r>
+      <w:proofErr w:type="spellStart"/>
+      <w:r>
+        <w:rPr>
+          <w:rFonts w:asciiTheme="minorBidi" w:hAnsiTheme="minorBidi"/>
+        </w:rPr>
+        <w:t>grid.Define</w:t>
+      </w:r>
+      <w:proofErr w:type="spellEnd"/>
+      <w:r>
+        <w:rPr>
+          <w:rFonts w:asciiTheme="minorBidi" w:hAnsiTheme="minorBidi"/>
+        </w:rPr>
+        <w:t xml:space="preserve"> a grid layout with 3 columns and 2 rows using grid-template-columns and grid-template-rows. Create a gap between the grid </w:t>
+      </w:r>
+      <w:proofErr w:type="spellStart"/>
+      <w:r>
+        <w:rPr>
+          <w:rFonts w:asciiTheme="minorBidi" w:hAnsiTheme="minorBidi"/>
+        </w:rPr>
+        <w:t>items.Create</w:t>
+      </w:r>
+      <w:proofErr w:type="spellEnd"/>
+      <w:r>
+        <w:rPr>
+          <w:rFonts w:asciiTheme="minorBidi" w:hAnsiTheme="minorBidi"/>
+        </w:rPr>
+        <w:t xml:space="preserve"> 6 "widget" &lt;div&gt; elements inside the </w:t>
+      </w:r>
+      <w:proofErr w:type="spellStart"/>
+      <w:r>
+        <w:rPr>
+          <w:rFonts w:asciiTheme="minorBidi" w:hAnsiTheme="minorBidi"/>
+        </w:rPr>
+        <w:t>grid.Let's</w:t>
+      </w:r>
+      <w:proofErr w:type="spellEnd"/>
+      <w:r>
+        <w:rPr>
+          <w:rFonts w:asciiTheme="minorBidi" w:hAnsiTheme="minorBidi"/>
+        </w:rPr>
+        <w:t xml:space="preserve"> focus on the first widget. Inside this widget, add a short text (e.g., "No New Messages").Apply display: grid to this specific widget as well, and use the place-items: center property to perfectly center the text right in the middle of </w:t>
       </w:r>
       <w:r>
         <w:rPr>
           <w:rFonts w:asciiTheme="minorBidi" w:hAnsiTheme="minorBidi"/>
         </w:rPr>
         <w:lastRenderedPageBreak/>
-        <w:t>the widget, both horizontally and vertically. Submission: Submit your .html and .css files, along with the DevTools screenshot from Task 2.</w:t>
+        <w:t>the widget, both horizontally and vertically. Submission: Submit your .html and .</w:t>
+      </w:r>
+      <w:proofErr w:type="spellStart"/>
+      <w:r>
+        <w:rPr>
+          <w:rFonts w:asciiTheme="minorBidi" w:hAnsiTheme="minorBidi"/>
+        </w:rPr>
+        <w:t>css</w:t>
+      </w:r>
+      <w:proofErr w:type="spellEnd"/>
+      <w:r>
+        <w:rPr>
+          <w:rFonts w:asciiTheme="minorBidi" w:hAnsiTheme="minorBidi"/>
+        </w:rPr>
+        <w:t xml:space="preserve"> files, along with the DevTools screenshot from Task 2.</w:t>
       </w:r>
     </w:p>
     <w:p>
@@ -44345,7 +46231,21 @@
         <w:rPr>
           <w:rFonts w:asciiTheme="minorBidi" w:hAnsiTheme="minorBidi"/>
         </w:rPr>
-        <w:t xml:space="preserve">transform: translateY </w:t>
+        <w:t xml:space="preserve">transform: </w:t>
+      </w:r>
+      <w:proofErr w:type="spellStart"/>
+      <w:r>
+        <w:rPr>
+          <w:rFonts w:asciiTheme="minorBidi" w:hAnsiTheme="minorBidi"/>
+        </w:rPr>
+        <w:t>translateY</w:t>
+      </w:r>
+      <w:proofErr w:type="spellEnd"/>
+      <w:r>
+        <w:rPr>
+          <w:rFonts w:asciiTheme="minorBidi" w:hAnsiTheme="minorBidi"/>
+        </w:rPr>
+        <w:t xml:space="preserve"> </w:t>
       </w:r>
     </w:p>
     <w:p>
@@ -44380,8 +46280,19 @@
           <w:bCs/>
           <w:rtl/>
         </w:rPr>
-        <w:t>גלריית מוצרים רספונסיבית</w:t>
-      </w:r>
+        <w:t xml:space="preserve">גלריית מוצרים </w:t>
+      </w:r>
+      <w:proofErr w:type="spellStart"/>
+      <w:r>
+        <w:rPr>
+          <w:rFonts w:asciiTheme="minorBidi" w:hAnsiTheme="minorBidi"/>
+          <w:b/>
+          <w:bCs/>
+          <w:rtl/>
+        </w:rPr>
+        <w:t>רספונסיבית</w:t>
+      </w:r>
+      <w:proofErr w:type="spellEnd"/>
     </w:p>
     <w:p>
       <w:pPr>
@@ -45081,12 +46992,14 @@
         </w:rPr>
         <w:t>להשתמש ב</w:t>
       </w:r>
+      <w:proofErr w:type="spellStart"/>
       <w:r>
         <w:rPr>
           <w:rFonts w:asciiTheme="minorBidi" w:hAnsiTheme="minorBidi"/>
         </w:rPr>
         <w:t>thead</w:t>
       </w:r>
+      <w:proofErr w:type="spellEnd"/>
       <w:r>
         <w:rPr>
           <w:rFonts w:asciiTheme="minorBidi" w:hAnsiTheme="minorBidi"/>
@@ -45125,12 +47038,14 @@
         </w:rPr>
         <w:t>להשתמש ב</w:t>
       </w:r>
+      <w:proofErr w:type="spellStart"/>
       <w:r>
         <w:rPr>
           <w:rFonts w:asciiTheme="minorBidi" w:hAnsiTheme="minorBidi"/>
         </w:rPr>
         <w:t>tbody</w:t>
       </w:r>
+      <w:proofErr w:type="spellEnd"/>
       <w:r>
         <w:rPr>
           <w:rFonts w:asciiTheme="minorBidi" w:hAnsiTheme="minorBidi"/>
@@ -45346,8 +47261,19 @@
           <w:bCs/>
           <w:rtl/>
         </w:rPr>
-        <w:t xml:space="preserve"> של ווידג׳טים</w:t>
-      </w:r>
+        <w:t xml:space="preserve"> של </w:t>
+      </w:r>
+      <w:proofErr w:type="spellStart"/>
+      <w:r>
+        <w:rPr>
+          <w:rFonts w:asciiTheme="minorBidi" w:hAnsiTheme="minorBidi"/>
+          <w:b/>
+          <w:bCs/>
+          <w:rtl/>
+        </w:rPr>
+        <w:t>ווידג׳טים</w:t>
+      </w:r>
+      <w:proofErr w:type="spellEnd"/>
     </w:p>
     <w:p>
       <w:pPr>
@@ -46011,7 +47937,23 @@
           <w:rFonts w:asciiTheme="minorBidi" w:hAnsiTheme="minorBidi"/>
           <w:rtl/>
         </w:rPr>
-        <w:t>גריד של 6 ווידג׳טים, 3 עמודות ו־2 שורות</w:t>
+        <w:t xml:space="preserve">גריד של 6 </w:t>
+      </w:r>
+      <w:proofErr w:type="spellStart"/>
+      <w:r>
+        <w:rPr>
+          <w:rFonts w:asciiTheme="minorBidi" w:hAnsiTheme="minorBidi"/>
+          <w:rtl/>
+        </w:rPr>
+        <w:t>ווידג׳טים</w:t>
+      </w:r>
+      <w:proofErr w:type="spellEnd"/>
+      <w:r>
+        <w:rPr>
+          <w:rFonts w:asciiTheme="minorBidi" w:hAnsiTheme="minorBidi"/>
+          <w:rtl/>
+        </w:rPr>
+        <w:t>, 3 עמודות ו־2 שורות</w:t>
       </w:r>
       <w:r>
         <w:rPr>
@@ -46059,7 +48001,7 @@
           <w:rtl/>
         </w:rPr>
       </w:pPr>
-      <w:hyperlink r:id="rId36" w:history="1">
+      <w:hyperlink r:id="rId37" w:history="1">
         <w:r>
           <w:rPr>
             <w:rStyle w:val="Hyperlink"/>
@@ -46091,13 +48033,29 @@
           <w:rtl/>
         </w:rPr>
       </w:pPr>
-      <w:hyperlink r:id="rId37" w:history="1">
+      <w:hyperlink r:id="rId38" w:history="1">
         <w:r>
           <w:rPr>
             <w:rStyle w:val="Hyperlink"/>
             <w:rFonts w:asciiTheme="minorBidi" w:hAnsiTheme="minorBidi"/>
           </w:rPr>
-          <w:t>html/Homework/4 at main · shmuel-shani/html</w:t>
+          <w:t xml:space="preserve">html/Homework/4 at main · </w:t>
+        </w:r>
+        <w:proofErr w:type="spellStart"/>
+        <w:r>
+          <w:rPr>
+            <w:rStyle w:val="Hyperlink"/>
+            <w:rFonts w:asciiTheme="minorBidi" w:hAnsiTheme="minorBidi"/>
+          </w:rPr>
+          <w:t>shmuel-shani</w:t>
+        </w:r>
+        <w:proofErr w:type="spellEnd"/>
+        <w:r>
+          <w:rPr>
+            <w:rStyle w:val="Hyperlink"/>
+            <w:rFonts w:asciiTheme="minorBidi" w:hAnsiTheme="minorBidi"/>
+          </w:rPr>
+          <w:t>/html</w:t>
         </w:r>
       </w:hyperlink>
       <w:r>
@@ -46207,21 +48165,51 @@
         <w:rPr>
           <w:rFonts w:asciiTheme="minorBidi" w:hAnsiTheme="minorBidi"/>
         </w:rPr>
-        <w:t> You are starting a new project, but you make a few common mistakes along the way. Let's use Git to fix them!</w:t>
-      </w:r>
-      <w:r>
-        <w:rPr>
-          <w:rFonts w:asciiTheme="minorBidi" w:hAnsiTheme="minorBidi"/>
-          <w:b/>
-          <w:bCs/>
-        </w:rPr>
-        <w:t>Start Tracking:</w:t>
-      </w:r>
-      <w:r>
-        <w:rPr>
-          <w:rFonts w:asciiTheme="minorBidi" w:hAnsiTheme="minorBidi"/>
-        </w:rPr>
-        <w:t> Create a new folder on your computer, open it in VS Code, open the terminal, and initialize Git (git init).</w:t>
+        <w:t xml:space="preserve"> You are starting a new project, but you make a few common mistakes along the way. Let's use Git to fix </w:t>
+      </w:r>
+      <w:proofErr w:type="spellStart"/>
+      <w:r>
+        <w:rPr>
+          <w:rFonts w:asciiTheme="minorBidi" w:hAnsiTheme="minorBidi"/>
+        </w:rPr>
+        <w:t>them!</w:t>
+      </w:r>
+      <w:r>
+        <w:rPr>
+          <w:rFonts w:asciiTheme="minorBidi" w:hAnsiTheme="minorBidi"/>
+          <w:b/>
+          <w:bCs/>
+        </w:rPr>
+        <w:t>Start</w:t>
+      </w:r>
+      <w:proofErr w:type="spellEnd"/>
+      <w:r>
+        <w:rPr>
+          <w:rFonts w:asciiTheme="minorBidi" w:hAnsiTheme="minorBidi"/>
+          <w:b/>
+          <w:bCs/>
+        </w:rPr>
+        <w:t xml:space="preserve"> Tracking:</w:t>
+      </w:r>
+      <w:r>
+        <w:rPr>
+          <w:rFonts w:asciiTheme="minorBidi" w:hAnsiTheme="minorBidi"/>
+        </w:rPr>
+        <w:t xml:space="preserve"> Create a new folder on your computer, open it in VS Code, open the terminal, and initialize Git (git </w:t>
+      </w:r>
+      <w:proofErr w:type="spellStart"/>
+      <w:r>
+        <w:rPr>
+          <w:rFonts w:asciiTheme="minorBidi" w:hAnsiTheme="minorBidi"/>
+        </w:rPr>
+        <w:t>init</w:t>
+      </w:r>
+      <w:proofErr w:type="spellEnd"/>
+      <w:r>
+        <w:rPr>
+          <w:rFonts w:asciiTheme="minorBidi" w:hAnsiTheme="minorBidi"/>
+        </w:rPr>
+        <w:t>).</w:t>
       </w:r>
       <w:r>
         <w:rPr>
@@ -46242,15 +48230,31 @@
           <w:rFonts w:asciiTheme="minorBidi" w:hAnsiTheme="minorBidi"/>
         </w:rPr>
         <w:br/>
-        <w:t>git commit -m "Create index.html"</w:t>
-      </w:r>
-      <w:r>
-        <w:rPr>
-          <w:rFonts w:asciiTheme="minorBidi" w:hAnsiTheme="minorBidi"/>
-          <w:b/>
-          <w:bCs/>
-        </w:rPr>
-        <w:t>The "Oops" Moment (Discarding changes):</w:t>
+        <w:t xml:space="preserve">git commit -m "Create </w:t>
+      </w:r>
+      <w:proofErr w:type="spellStart"/>
+      <w:r>
+        <w:rPr>
+          <w:rFonts w:asciiTheme="minorBidi" w:hAnsiTheme="minorBidi"/>
+        </w:rPr>
+        <w:t>index.html"</w:t>
+      </w:r>
+      <w:r>
+        <w:rPr>
+          <w:rFonts w:asciiTheme="minorBidi" w:hAnsiTheme="minorBidi"/>
+          <w:b/>
+          <w:bCs/>
+        </w:rPr>
+        <w:t>The</w:t>
+      </w:r>
+      <w:proofErr w:type="spellEnd"/>
+      <w:r>
+        <w:rPr>
+          <w:rFonts w:asciiTheme="minorBidi" w:hAnsiTheme="minorBidi"/>
+          <w:b/>
+          <w:bCs/>
+        </w:rPr>
+        <w:t xml:space="preserve"> "Oops" Moment (Discarding changes):</w:t>
       </w:r>
       <w:r>
         <w:rPr>
@@ -46264,15 +48268,31 @@
           <w:rFonts w:asciiTheme="minorBidi" w:hAnsiTheme="minorBidi"/>
         </w:rPr>
         <w:br/>
-        <w:t>git restore index.html</w:t>
-      </w:r>
-      <w:r>
-        <w:rPr>
-          <w:rFonts w:asciiTheme="minorBidi" w:hAnsiTheme="minorBidi"/>
-          <w:b/>
-          <w:bCs/>
-        </w:rPr>
-        <w:t>The Accidental Secret:</w:t>
+        <w:t xml:space="preserve">git restore </w:t>
+      </w:r>
+      <w:proofErr w:type="spellStart"/>
+      <w:r>
+        <w:rPr>
+          <w:rFonts w:asciiTheme="minorBidi" w:hAnsiTheme="minorBidi"/>
+        </w:rPr>
+        <w:t>index.html</w:t>
+      </w:r>
+      <w:r>
+        <w:rPr>
+          <w:rFonts w:asciiTheme="minorBidi" w:hAnsiTheme="minorBidi"/>
+          <w:b/>
+          <w:bCs/>
+        </w:rPr>
+        <w:t>The</w:t>
+      </w:r>
+      <w:proofErr w:type="spellEnd"/>
+      <w:r>
+        <w:rPr>
+          <w:rFonts w:asciiTheme="minorBidi" w:hAnsiTheme="minorBidi"/>
+          <w:b/>
+          <w:bCs/>
+        </w:rPr>
+        <w:t xml:space="preserve"> Accidental Secret:</w:t>
       </w:r>
       <w:r>
         <w:rPr>
@@ -46341,15 +48361,31 @@
         <w:rPr>
           <w:rFonts w:asciiTheme="minorBidi" w:hAnsiTheme="minorBidi"/>
         </w:rPr>
-        <w:t> Your local code is safe, but now you want to back it up on GitHub.</w:t>
-      </w:r>
-      <w:r>
-        <w:rPr>
-          <w:rFonts w:asciiTheme="minorBidi" w:hAnsiTheme="minorBidi"/>
-          <w:b/>
-          <w:bCs/>
-        </w:rPr>
-        <w:t>Create the Cloud Folder:</w:t>
+        <w:t xml:space="preserve"> Your local code is safe, but now you want to back it up on </w:t>
+      </w:r>
+      <w:proofErr w:type="spellStart"/>
+      <w:r>
+        <w:rPr>
+          <w:rFonts w:asciiTheme="minorBidi" w:hAnsiTheme="minorBidi"/>
+        </w:rPr>
+        <w:t>GitHub.</w:t>
+      </w:r>
+      <w:r>
+        <w:rPr>
+          <w:rFonts w:asciiTheme="minorBidi" w:hAnsiTheme="minorBidi"/>
+          <w:b/>
+          <w:bCs/>
+        </w:rPr>
+        <w:t>Create</w:t>
+      </w:r>
+      <w:proofErr w:type="spellEnd"/>
+      <w:r>
+        <w:rPr>
+          <w:rFonts w:asciiTheme="minorBidi" w:hAnsiTheme="minorBidi"/>
+          <w:b/>
+          <w:bCs/>
+        </w:rPr>
+        <w:t xml:space="preserve"> the Cloud Folder:</w:t>
       </w:r>
       <w:r>
         <w:rPr>
@@ -46445,15 +48481,31 @@
         <w:rPr>
           <w:rFonts w:asciiTheme="minorBidi" w:hAnsiTheme="minorBidi"/>
         </w:rPr>
-        <w:t> You bought a new laptop (or you are working with a teammate). You need to download the code and get the latest updates.</w:t>
-      </w:r>
-      <w:r>
-        <w:rPr>
-          <w:rFonts w:asciiTheme="minorBidi" w:hAnsiTheme="minorBidi"/>
-          <w:b/>
-          <w:bCs/>
-        </w:rPr>
-        <w:t>Download the Project:</w:t>
+        <w:t xml:space="preserve"> You bought a new laptop (or you are working with a teammate). You need to download the code and get the latest </w:t>
+      </w:r>
+      <w:proofErr w:type="spellStart"/>
+      <w:r>
+        <w:rPr>
+          <w:rFonts w:asciiTheme="minorBidi" w:hAnsiTheme="minorBidi"/>
+        </w:rPr>
+        <w:t>updates.</w:t>
+      </w:r>
+      <w:r>
+        <w:rPr>
+          <w:rFonts w:asciiTheme="minorBidi" w:hAnsiTheme="minorBidi"/>
+          <w:b/>
+          <w:bCs/>
+        </w:rPr>
+        <w:t>Download</w:t>
+      </w:r>
+      <w:proofErr w:type="spellEnd"/>
+      <w:r>
+        <w:rPr>
+          <w:rFonts w:asciiTheme="minorBidi" w:hAnsiTheme="minorBidi"/>
+          <w:b/>
+          <w:bCs/>
+        </w:rPr>
+        <w:t xml:space="preserve"> the Project:</w:t>
       </w:r>
       <w:r>
         <w:rPr>
@@ -47511,7 +49563,21 @@
         <w:rPr>
           <w:rFonts w:asciiTheme="minorBidi" w:hAnsiTheme="minorBidi"/>
         </w:rPr>
-        <w:t>Git (git init)</w:t>
+        <w:t xml:space="preserve">Git (git </w:t>
+      </w:r>
+      <w:proofErr w:type="spellStart"/>
+      <w:r>
+        <w:rPr>
+          <w:rFonts w:asciiTheme="minorBidi" w:hAnsiTheme="minorBidi"/>
+        </w:rPr>
+        <w:t>init</w:t>
+      </w:r>
+      <w:proofErr w:type="spellEnd"/>
+      <w:r>
+        <w:rPr>
+          <w:rFonts w:asciiTheme="minorBidi" w:hAnsiTheme="minorBidi"/>
+        </w:rPr>
+        <w:t>)</w:t>
       </w:r>
       <w:r>
         <w:rPr>
@@ -48514,6 +50580,7 @@
         </w:rPr>
         <w:t xml:space="preserve"> </w:t>
       </w:r>
+      <w:proofErr w:type="spellStart"/>
       <w:r>
         <w:rPr>
           <w:rFonts w:asciiTheme="minorBidi" w:hAnsiTheme="minorBidi" w:cs="Arial" w:hint="cs"/>
@@ -48521,6 +50588,7 @@
         </w:rPr>
         <w:t>הכל</w:t>
       </w:r>
+      <w:proofErr w:type="spellEnd"/>
       <w:r>
         <w:rPr>
           <w:rFonts w:asciiTheme="minorBidi" w:hAnsiTheme="minorBidi" w:cs="Arial"/>
@@ -52068,7 +54136,21 @@
         <w:rPr>
           <w:rFonts w:asciiTheme="minorBidi" w:hAnsiTheme="minorBidi"/>
         </w:rPr>
-        <w:t xml:space="preserve">git init </w:t>
+        <w:t xml:space="preserve">git </w:t>
+      </w:r>
+      <w:proofErr w:type="spellStart"/>
+      <w:r>
+        <w:rPr>
+          <w:rFonts w:asciiTheme="minorBidi" w:hAnsiTheme="minorBidi"/>
+        </w:rPr>
+        <w:t>init</w:t>
+      </w:r>
+      <w:proofErr w:type="spellEnd"/>
+      <w:r>
+        <w:rPr>
+          <w:rFonts w:asciiTheme="minorBidi" w:hAnsiTheme="minorBidi"/>
+        </w:rPr>
+        <w:t xml:space="preserve"> </w:t>
       </w:r>
       <w:r>
         <w:rPr>
@@ -52684,8 +54766,49 @@
           <w:rFonts w:asciiTheme="minorBidi" w:hAnsiTheme="minorBidi"/>
           <w:rtl/>
         </w:rPr>
-        <w:t xml:space="preserve"> תעלו לתיבה של התרגיל או קישור לריפוזיטורי בגיטהאב או את סדרת הפקודות שעשיתם כדי להעלות את הפרויקט לריפוזיטורי</w:t>
-      </w:r>
+        <w:t xml:space="preserve"> תעלו לתיבה של התרגיל או קישור </w:t>
+      </w:r>
+      <w:proofErr w:type="spellStart"/>
+      <w:r>
+        <w:rPr>
+          <w:rFonts w:asciiTheme="minorBidi" w:hAnsiTheme="minorBidi"/>
+          <w:rtl/>
+        </w:rPr>
+        <w:t>לריפוזיטורי</w:t>
+      </w:r>
+      <w:proofErr w:type="spellEnd"/>
+      <w:r>
+        <w:rPr>
+          <w:rFonts w:asciiTheme="minorBidi" w:hAnsiTheme="minorBidi"/>
+          <w:rtl/>
+        </w:rPr>
+        <w:t xml:space="preserve"> </w:t>
+      </w:r>
+      <w:proofErr w:type="spellStart"/>
+      <w:r>
+        <w:rPr>
+          <w:rFonts w:asciiTheme="minorBidi" w:hAnsiTheme="minorBidi"/>
+          <w:rtl/>
+        </w:rPr>
+        <w:t>בגיטהאב</w:t>
+      </w:r>
+      <w:proofErr w:type="spellEnd"/>
+      <w:r>
+        <w:rPr>
+          <w:rFonts w:asciiTheme="minorBidi" w:hAnsiTheme="minorBidi"/>
+          <w:rtl/>
+        </w:rPr>
+        <w:t xml:space="preserve"> או את סדרת הפקודות שעשיתם כדי להעלות את הפרויקט </w:t>
+      </w:r>
+      <w:proofErr w:type="spellStart"/>
+      <w:r>
+        <w:rPr>
+          <w:rFonts w:asciiTheme="minorBidi" w:hAnsiTheme="minorBidi"/>
+          <w:rtl/>
+        </w:rPr>
+        <w:t>לריפוזיטורי</w:t>
+      </w:r>
+      <w:proofErr w:type="spellEnd"/>
     </w:p>
     <w:p>
       <w:pPr>
@@ -52719,7 +54842,7 @@
         </w:rPr>
         <w:t xml:space="preserve"> </w:t>
       </w:r>
-      <w:hyperlink r:id="rId38" w:history="1">
+      <w:hyperlink r:id="rId39" w:history="1">
         <w:r>
           <w:rPr>
             <w:rStyle w:val="Hyperlink"/>
@@ -53129,14 +55252,14 @@
       <w:pPr>
         <w:bidi w:val="0"/>
         <w:rPr>
-          <w:rFonts w:asciiTheme="minorBidi" w:hAnsiTheme="minorBidi" w:hint="cs"/>
-        </w:rPr>
-      </w:pPr>
-    </w:p>
-    <w:p>
-      <w:pPr>
-        <w:rPr>
-          <w:rFonts w:asciiTheme="minorBidi" w:hAnsiTheme="minorBidi" w:hint="cs"/>
+          <w:rFonts w:asciiTheme="minorBidi" w:hAnsiTheme="minorBidi"/>
+        </w:rPr>
+      </w:pPr>
+    </w:p>
+    <w:p>
+      <w:pPr>
+        <w:rPr>
+          <w:rFonts w:asciiTheme="minorBidi" w:hAnsiTheme="minorBidi"/>
           <w:rtl/>
         </w:rPr>
       </w:pPr>
@@ -59643,6 +61766,7 @@
   <w:style w:type="character" w:default="1" w:styleId="a0">
     <w:name w:val="Default Paragraph Font"/>
     <w:uiPriority w:val="1"/>
+    <w:semiHidden/>
     <w:unhideWhenUsed/>
   </w:style>
   <w:style w:type="table" w:default="1" w:styleId="a1">
